--- a/deliveries/2026-09-02/02_Procurement_Guides/GUIDE_20260902_07_Marine_Cargo_Insurance.docx
+++ b/deliveries/2026-09-02/02_Procurement_Guides/GUIDE_20260902_07_Marine_Cargo_Insurance.docx
@@ -7,7 +7,7 @@
         <w:pStyle w:val="Title"/>
       </w:pPr>
       <w:r>
-        <w:t>Marine Cargo Insurance When Importing Chinese Vehicles: ICC A/B/C, Insured Value and Claims</w:t>
+        <w:t>Marine Cargo Insurance for Shipped Chinese Vehicles: ICC (A)/(B)/(C), Insured Value and the Claims Trail</w:t>
       </w:r>
     </w:p>
     <w:p>
@@ -29,7 +29,7 @@
         <w:t>SEO Title</w:t>
       </w:r>
       <w:r>
-        <w:t>: Marine Insurance for Imported Chinese Cars: ICC A/B/C &amp; Claims Guide</w:t>
+        <w:t>: Marine Insurance for Imported Chinese Cars: ICC Clauses &amp; Claims</w:t>
       </w:r>
     </w:p>
     <w:p>
@@ -43,7 +43,7 @@
         <w:t>Meta Description</w:t>
       </w:r>
       <w:r>
-        <w:t>: Choose the right marine cargo cover for shipped vehicles — ICC (A)/(B)/(C) differences, why cars need All-Risks, the CIF ×110% insured-value rule, carrier liability caps and the claims evidence trail.</w:t>
+        <w:t>: Insure a Chinese vehicle in ocean transit correctly — the official Institute Cargo Clauses (A)/(B)/(C), why cars need All-Risks, the CIF/CIP Incoterms 2020 insurance obligations, insured-value convention and claims evidence.</w:t>
       </w:r>
     </w:p>
     <w:p>
@@ -71,7 +71,7 @@
         <w:t>H1</w:t>
       </w:r>
       <w:r>
-        <w:t>: Insuring Chinese Vehicles in Ocean Transit: Cover Tiers, Sum Insured and How Claims Actually Work</w:t>
+        <w:t>: Insuring Chinese Vehicles in Ocean Transit: Clause Tier, Sum Insured and How a Claim Is Actually Paid</w:t>
       </w:r>
     </w:p>
     <w:p>
@@ -85,7 +85,7 @@
         <w:t>Primary Keyword</w:t>
       </w:r>
       <w:r>
-        <w:t>: marine cargo insurance imported Chinese car ICC A B C coverage</w:t>
+        <w:t>: marine cargo insurance imported Chinese vehicle ICC A B C</w:t>
       </w:r>
     </w:p>
     <w:p>
@@ -99,7 +99,7 @@
         <w:t>Secondary Search Terms</w:t>
       </w:r>
       <w:r>
-        <w:t>: ICC A all risks vehicle shipping, CIF 110% insured value, CIP Incoterms 2020 ICC A, Hague-Visby carrier liability cap SDR, RoRo vehicle insurance, EV battery fire marine insurance</w:t>
+        <w:t>: Institute Cargo Clauses A all risks, LMA CL382, CIP Incoterms 2020 ICC A, CIF ICC C minimum, Hague-Visby SDR carrier cap, RoRo vehicle insurance, EV battery fire marine cover</w:t>
       </w:r>
     </w:p>
     <w:p>
@@ -127,7 +127,7 @@
         <w:t>Image Suggestions</w:t>
       </w:r>
       <w:r>
-        <w:t>: ICC A/B/C coverage pyramid; risk-transfer timeline by Incoterm; claims evidence photo set; SDR carrier-cap comparison</w:t>
+        <w:t>: ICC A/B/C coverage pyramid; risk-transfer/insurance-duty timeline by Incoterm; pre-shipment condition photo set; carrier-cap vs vehicle-value gap</w:t>
       </w:r>
     </w:p>
     <w:p>
@@ -141,7 +141,7 @@
         <w:t>ALT Suggestions</w:t>
       </w:r>
       <w:r>
-        <w:t>: "ICC A B C marine cargo coverage tiers"; "When cargo risk transfers under Incoterms"; "Vehicle pre-shipment condition photos for insurance claim"</w:t>
+        <w:t>: "Institute Cargo Clauses A B C coverage tiers"; "CIF versus CIP seller insurance obligation under Incoterms 2020"; "pre-shipment vehicle condition record for a claim"</w:t>
       </w:r>
     </w:p>
     <w:p>
@@ -154,16 +154,16 @@
     </w:p>
     <w:p>
       <w:r>
-        <w:t xml:space="preserve">Many first-time buyers assume that under FOB or CIF the </w:t>
+        <w:t xml:space="preserve">Buyers assume that under FOB or CIF the </w:t>
       </w:r>
       <w:r>
         <w:rPr>
           <w:b/>
         </w:rPr>
-        <w:t>shipping line will fully compensate</w:t>
+        <w:t>shipping line fully compensates</w:t>
       </w:r>
       <w:r>
-        <w:t xml:space="preserve"> a scratched, dented, stolen or crushed vehicle. It will not. A carrier's liability is capped by international convention far below a car's value, and the cargo insurance you choose determines whether ordinary transit damage is covered at all. This guide covers </w:t>
+        <w:t xml:space="preserve"> a scratched, crushed, stolen or water-damaged vehicle. It does not: carrier liability is capped by international convention far below a car's value, and the cargo clause you choose decides whether ordinary transit damage is covered at all. This page covers </w:t>
       </w:r>
       <w:r>
         <w:rPr>
@@ -172,7 +172,7 @@
         <w:t>marine cargo insurance for vehicles shipped from China</w:t>
       </w:r>
       <w:r>
-        <w:t xml:space="preserve"> (global ocean routes) — it is about insurance clauses and claims, a different topic from Incoterms price checks or RoRo-vs-container choice.</w:t>
+        <w:t xml:space="preserve"> (global ocean routes) — clauses and claims, distinct from Incoterm pricing and from RoRo-vs-container choice.</w:t>
       </w:r>
     </w:p>
     <w:p>
@@ -180,12 +180,30 @@
         <w:pStyle w:val="Heading1"/>
       </w:pPr>
       <w:r>
-        <w:t>The Three Cover Tiers: ICC (A), (B), (C)</w:t>
+        <w:t>The Three Clause Tiers — Anchored to the Official Wording</w:t>
       </w:r>
     </w:p>
     <w:p>
       <w:r>
-        <w:t>Institute Cargo Clauses come in three levels (cross-checked across shipping/insurance guides):</w:t>
+        <w:t xml:space="preserve">Institute Cargo Clauses are published by the </w:t>
+      </w:r>
+      <w:r>
+        <w:rPr>
+          <w:b/>
+        </w:rPr>
+        <w:t>Lloyd's Market Association (LMA) and the International Underwriting Association of London (IUA)</w:t>
+      </w:r>
+      <w:r>
+        <w:t xml:space="preserve">; the current (A)/(B)/(C) wordings — clause references </w:t>
+      </w:r>
+      <w:r>
+        <w:rPr>
+          <w:b/>
+        </w:rPr>
+        <w:t>CL382 (A), CL383 (B), CL384 (C) — took effect 1 January 2009</w:t>
+      </w:r>
+      <w:r>
+        <w:t xml:space="preserve"> (official LMA wording; VERIFIED).</w:t>
       </w:r>
     </w:p>
     <w:tbl>
@@ -238,7 +256,7 @@
                 <w:b/>
                 <w:sz w:val="20"/>
               </w:rPr>
-              <w:t>What it covers (outline)</w:t>
+              <w:t>Cover (outline)</w:t>
             </w:r>
           </w:p>
         </w:tc>
@@ -259,7 +277,7 @@
                 <w:b/>
                 <w:sz w:val="20"/>
               </w:rPr>
-              <w:t>Suitability for vehicles</w:t>
+              <w:t>Suitability for a vehicle</w:t>
             </w:r>
           </w:p>
         </w:tc>
@@ -280,7 +298,7 @@
                 <w:b/>
                 <w:sz w:val="20"/>
               </w:rPr>
-              <w:t>ICC (A) — "All Risks"</w:t>
+              <w:t>ICC (A) — "All Risks" (CL382)</w:t>
             </w:r>
           </w:p>
         </w:tc>
@@ -298,7 +316,7 @@
               <w:rPr>
                 <w:sz w:val="20"/>
               </w:rPr>
-              <w:t xml:space="preserve">Accidental physical loss/damage except listed exclusions; </w:t>
+              <w:t xml:space="preserve">Accidental physical loss/damage from any external cause except listed exclusions; </w:t>
             </w:r>
             <w:r>
               <w:rPr>
@@ -323,7 +341,7 @@
               <w:rPr>
                 <w:sz w:val="20"/>
               </w:rPr>
-              <w:t>Recommended for vehicles</w:t>
+              <w:t>The baseline for vehicles</w:t>
             </w:r>
           </w:p>
         </w:tc>
@@ -344,7 +362,7 @@
                 <w:b/>
                 <w:sz w:val="20"/>
               </w:rPr>
-              <w:t>ICC (B) — named perils</w:t>
+              <w:t>ICC (B) — named perils (CL383)</w:t>
             </w:r>
           </w:p>
         </w:tc>
@@ -362,7 +380,7 @@
               <w:rPr>
                 <w:sz w:val="20"/>
               </w:rPr>
-              <w:t>Fire/explosion, stranding/sinking, collision, water ingress, etc. (named events only)</w:t>
+              <w:t>Fire/explosion, stranding/sinking, collision, water ingress, earthquake etc. — listed events only</w:t>
             </w:r>
           </w:p>
         </w:tc>
@@ -401,7 +419,7 @@
                 <w:b/>
                 <w:sz w:val="20"/>
               </w:rPr>
-              <w:t>ICC (C) — basic</w:t>
+              <w:t>ICC (C) — major casualties (CL384)</w:t>
             </w:r>
           </w:p>
         </w:tc>
@@ -419,7 +437,7 @@
               <w:rPr>
                 <w:sz w:val="20"/>
               </w:rPr>
-              <w:t>Major casualties only (e.g., total-loss-type events)</w:t>
+              <w:t>A narrow set of major casualties</w:t>
             </w:r>
           </w:p>
         </w:tc>
@@ -445,7 +463,7 @@
     </w:tbl>
     <w:p>
       <w:r>
-        <w:t xml:space="preserve">The practical reason vehicles warrant </w:t>
+        <w:t xml:space="preserve">Vehicles warrant </w:t>
       </w:r>
       <w:r>
         <w:rPr>
@@ -454,25 +472,16 @@
         <w:t>ICC (A)</w:t>
       </w:r>
       <w:r>
-        <w:t xml:space="preserve"> is precisely the losses B and C exclude: </w:t>
+        <w:t xml:space="preserve"> precisely because the losses that occur most on RoRo and in port handling — loading/unloading damage, theft, scratches and dents — are the ones (B) and (C) exclude. </w:t>
       </w:r>
       <w:r>
         <w:rPr>
           <w:b/>
         </w:rPr>
-        <w:t>loading/unloading damage, theft and many scratch/dent scenarios</w:t>
+        <w:t>War and strikes cover are separate clauses</w:t>
       </w:r>
       <w:r>
-        <w:t xml:space="preserve"> — the most frequent problems on RoRo and in port handling. For high-value, luxury or classic vehicles, All-Risks is the baseline; </w:t>
-      </w:r>
-      <w:r>
-        <w:rPr>
-          <w:b/>
-        </w:rPr>
-        <w:t>war-risk and strikes-risk are separate add-ons</w:t>
-      </w:r>
-      <w:r>
-        <w:t xml:space="preserve"> that must be purchased additionally for sensitive routes.</w:t>
+        <w:t xml:space="preserve"> purchased additionally for sensitive routes.</w:t>
       </w:r>
     </w:p>
     <w:p>
@@ -480,21 +489,30 @@
         <w:pStyle w:val="Heading1"/>
       </w:pPr>
       <w:r>
-        <w:t>Setting the Insured Value (No Fixed Premium Here)</w:t>
+        <w:t>Incoterms 2020: the CIP-vs-CIF Obligation Buyers Miss</w:t>
       </w:r>
     </w:p>
     <w:p>
       <w:r>
-        <w:t xml:space="preserve">Standard CIF/CIP and letter-of-credit practice sets minimum insured value at </w:t>
+        <w:t xml:space="preserve">This is now grounded in the ICC's own Incoterms materials (VERIFIED): under </w:t>
       </w:r>
       <w:r>
         <w:rPr>
           <w:b/>
         </w:rPr>
-        <w:t>110% of CIF value</w:t>
+        <w:t>Incoterms 2020 the seller's *minimum* insurance duty was raised to Institute Cargo Clauses (A) for CIP</w:t>
       </w:r>
       <w:r>
-        <w:t xml:space="preserve"> (100% goods value + 10% for expected profit/charges), cross-checked across logistics sources:</w:t>
+        <w:t xml:space="preserve">, whereas </w:t>
+      </w:r>
+      <w:r>
+        <w:rPr>
+          <w:b/>
+        </w:rPr>
+        <w:t>CIF retains the lower ICC (C) minimum</w:t>
+      </w:r>
+      <w:r>
+        <w:t xml:space="preserve"> (ICC Digital Library / ICC Academy explain the 2010→2020 change and its premium trade-off). Practical consequence:</w:t>
       </w:r>
     </w:p>
     <w:p>
@@ -502,84 +520,7 @@
         <w:pStyle w:val="ListBullet"/>
       </w:pPr>
       <w:r>
-        <w:rPr>
-          <w:b/>
-        </w:rPr>
-        <w:t>Insured amount = CIF value × 110%</w:t>
-      </w:r>
-    </w:p>
-    <w:p>
-      <w:pPr>
-        <w:pStyle w:val="ListBullet"/>
-      </w:pPr>
-      <w:r>
-        <w:rPr>
-          <w:b/>
-        </w:rPr>
-        <w:t>Premium = insured amount × insurance rate</w:t>
-      </w:r>
-    </w:p>
-    <w:p>
-      <w:r>
-        <w:t xml:space="preserve">The </w:t>
-      </w:r>
-      <w:r>
-        <w:rPr>
-          <w:b/>
-        </w:rPr>
-        <w:t>rate floats with route, season, cover tier, vessel and cargo risk and must be quoted per shipment</w:t>
-      </w:r>
-      <w:r>
-        <w:t xml:space="preserve"> — no fixed percentage is published here, because a printed rate would be wrong by the time you use it. Obtain a per-shipment quote and check whether it matches the tier (A/B/C) and any add-ons you actually need.</w:t>
-      </w:r>
-    </w:p>
-    <w:p>
-      <w:pPr>
-        <w:pStyle w:val="Heading1"/>
-      </w:pPr>
-      <w:r>
-        <w:t>Incoterms 2020: the CIP vs CIF Detail Buyers Miss</w:t>
-      </w:r>
-    </w:p>
-    <w:p>
-      <w:r>
-        <w:t xml:space="preserve">Under </w:t>
-      </w:r>
-      <w:r>
-        <w:rPr>
-          <w:b/>
-        </w:rPr>
-        <w:t>Incoterms 2020</w:t>
-      </w:r>
-      <w:r>
-        <w:t xml:space="preserve">, the seller's </w:t>
-      </w:r>
-      <w:r>
-        <w:rPr>
-          <w:i/>
-        </w:rPr>
-        <w:t>minimum</w:t>
-      </w:r>
-      <w:r>
-        <w:t xml:space="preserve"> insurance obligation was </w:t>
-      </w:r>
-      <w:r>
-        <w:rPr>
-          <w:b/>
-        </w:rPr>
-        <w:t>raised to ICC (A) for CIP</w:t>
-      </w:r>
-      <w:r>
-        <w:t xml:space="preserve">, while </w:t>
-      </w:r>
-      <w:r>
-        <w:rPr>
-          <w:b/>
-        </w:rPr>
-        <w:t>CIF keeps the lower ICC (C) minimum</w:t>
-      </w:r>
-      <w:r>
-        <w:t xml:space="preserve">. Consequence: if you buy </w:t>
+        <w:t xml:space="preserve">On </w:t>
       </w:r>
       <w:r>
         <w:rPr>
@@ -588,16 +529,100 @@
         <w:t>CIF</w:t>
       </w:r>
       <w:r>
-        <w:t xml:space="preserve">, the seller may only be obliged to arrange minimal (C) cover even though your car needs (A) — specify </w:t>
+        <w:t xml:space="preserve">, the seller may only owe minimal </w:t>
       </w:r>
       <w:r>
         <w:rPr>
           <w:b/>
         </w:rPr>
-        <w:t>ICC (A) explicitly in the contract/L/C</w:t>
+        <w:t>ICC (C)</w:t>
       </w:r>
       <w:r>
-        <w:t>, or buy your own top-up. Under CIP the default is stronger, but still confirm the actual clause rather than assuming.</w:t>
+        <w:t xml:space="preserve"> cover even though a car needs </w:t>
+      </w:r>
+      <w:r>
+        <w:rPr>
+          <w:b/>
+        </w:rPr>
+        <w:t>(A)</w:t>
+      </w:r>
+      <w:r>
+        <w:t xml:space="preserve"> — write </w:t>
+      </w:r>
+      <w:r>
+        <w:rPr>
+          <w:b/>
+        </w:rPr>
+        <w:t>ICC (A) explicitly into the contract and any letter of credit</w:t>
+      </w:r>
+      <w:r>
+        <w:t>, or buy your own top-up.</w:t>
+      </w:r>
+    </w:p>
+    <w:p>
+      <w:pPr>
+        <w:pStyle w:val="ListBullet"/>
+      </w:pPr>
+      <w:r>
+        <w:t xml:space="preserve">On </w:t>
+      </w:r>
+      <w:r>
+        <w:rPr>
+          <w:b/>
+        </w:rPr>
+        <w:t>CIP</w:t>
+      </w:r>
+      <w:r>
+        <w:t xml:space="preserve">, the default minimum is </w:t>
+      </w:r>
+      <w:r>
+        <w:rPr>
+          <w:b/>
+        </w:rPr>
+        <w:t>ICC (A)</w:t>
+      </w:r>
+      <w:r>
+        <w:t xml:space="preserve"> for the buyer's benefit — still confirm the actual clause on the certificate rather than assuming.</w:t>
+      </w:r>
+    </w:p>
+    <w:p>
+      <w:pPr>
+        <w:pStyle w:val="Heading1"/>
+      </w:pPr>
+      <w:r>
+        <w:t>Setting the Insured Value (no invented premium)</w:t>
+      </w:r>
+    </w:p>
+    <w:p>
+      <w:r>
+        <w:t xml:space="preserve">Standard CIF/CIP and documentary-credit practice sets minimum insured value at </w:t>
+      </w:r>
+      <w:r>
+        <w:rPr>
+          <w:b/>
+        </w:rPr>
+        <w:t>110% of CIF</w:t>
+      </w:r>
+      <w:r>
+        <w:t xml:space="preserve"> (100% goods + 10% for expected profit/incidentals): </w:t>
+      </w:r>
+      <w:r>
+        <w:rPr>
+          <w:b/>
+        </w:rPr>
+        <w:t>insured amount = CIF × 110%; premium = insured amount × rate</w:t>
+      </w:r>
+      <w:r>
+        <w:t xml:space="preserve">. The </w:t>
+      </w:r>
+      <w:r>
+        <w:rPr>
+          <w:b/>
+        </w:rPr>
+        <w:t>rate floats with route, season, tier, vessel and cargo risk and is quoted per shipment</w:t>
+      </w:r>
+      <w:r>
+        <w:t xml:space="preserve"> — no fixed percentage is published here because a printed rate would be wrong by use. Obtain a per-shipment quote and check it matches the clause tier and add-ons you need.</w:t>
       </w:r>
     </w:p>
     <w:p>
@@ -610,7 +635,7 @@
     </w:p>
     <w:p>
       <w:r>
-        <w:t xml:space="preserve">Carrier liability under the </w:t>
+        <w:t xml:space="preserve">Under the </w:t>
       </w:r>
       <w:r>
         <w:rPr>
@@ -619,22 +644,16 @@
         <w:t>Hague-Visby Rules</w:t>
       </w:r>
       <w:r>
-        <w:t xml:space="preserve"> is capped at </w:t>
+        <w:t xml:space="preserve"> carrier liability is capped at </w:t>
       </w:r>
       <w:r>
         <w:rPr>
           <w:b/>
         </w:rPr>
-        <w:t>666.67 SDR per package/unit or 2 SDR per kilogram (whichever is higher)</w:t>
+        <w:t>666.67 SDR per package/unit or 2 SDR per kilogramme, whichever is higher</w:t>
       </w:r>
       <w:r>
-        <w:t xml:space="preserve"> — both far below a vehicle's real value (per an insurance-brokerage source citing the convention). SDR limits are amended over time by the IMF, so confirm the current figure, but the structural point stands: </w:t>
-      </w:r>
-      <w:r>
-        <w:rPr>
-          <w:b/>
-        </w:rPr>
-        <w:t>the gap between carrier cap and vehicle value is exactly what cargo insurance fills.</w:t>
+        <w:t xml:space="preserve"> — both far below a vehicle's value. SDR amounts are amended over time (confirm the current figure), but the structural gap is exactly what cargo insurance fills. Note the convention cap is a treaty provision, not an insurer's marketing claim.</w:t>
       </w:r>
     </w:p>
     <w:p>
@@ -642,21 +661,12 @@
         <w:pStyle w:val="Heading1"/>
       </w:pPr>
       <w:r>
-        <w:t>What Even "All Risks" Does Not Cover</w:t>
+        <w:t>What Even "All Risks" Excludes — and the EV Question</w:t>
       </w:r>
     </w:p>
     <w:p>
       <w:r>
-        <w:t xml:space="preserve">ICC (A) is broad, not absolute. It does </w:t>
-      </w:r>
-      <w:r>
-        <w:rPr>
-          <w:b/>
-        </w:rPr>
-        <w:t>not</w:t>
-      </w:r>
-      <w:r>
-        <w:t xml:space="preserve"> cover mechanical/electrical breakdown, ordinary wear and tear, or </w:t>
+        <w:t xml:space="preserve">ICC (A) is broad, not absolute: it does not cover mechanical/electrical breakdown, ordinary wear and tear or </w:t>
       </w:r>
       <w:r>
         <w:rPr>
@@ -665,7 +675,7 @@
         <w:t>inherent vice</w:t>
       </w:r>
       <w:r>
-        <w:t xml:space="preserve"> (the cargo's own nature). For an </w:t>
+        <w:t xml:space="preserve">. For an </w:t>
       </w:r>
       <w:r>
         <w:rPr>
@@ -674,16 +684,16 @@
         <w:t>EV</w:t>
       </w:r>
       <w:r>
-        <w:t xml:space="preserve">, the boundary around </w:t>
+        <w:t xml:space="preserve">, cover for </w:t>
       </w:r>
       <w:r>
         <w:rPr>
           <w:b/>
         </w:rPr>
-        <w:t>battery/thermal (fire) events</w:t>
+        <w:t>battery/thermal (fire) events in transit</w:t>
       </w:r>
       <w:r>
-        <w:t xml:space="preserve"> depends on the specific policy and insurer wording — declare the EV, ask in writing whether battery fire/thermal-runaway in transit is covered or excluded, and whether dangerous-goods declaration requirements apply. Never assume an EV is covered identically to an ICE car.</w:t>
+        <w:t xml:space="preserve"> depends on the specific policy wording and dangerous-goods declaration duties. Declare the EV and ask in writing whether in-transit thermal runaway/battery fire is covered or excluded — never assume an EV is treated identically to an ICE car.</w:t>
       </w:r>
     </w:p>
     <w:p>
@@ -691,12 +701,12 @@
         <w:pStyle w:val="Heading1"/>
       </w:pPr>
       <w:r>
-        <w:t>Building a Claim That Pays Out</w:t>
+        <w:t>Building a Claim That Pays</w:t>
       </w:r>
     </w:p>
     <w:p>
       <w:r>
-        <w:t>Insurance responds to documented loss. Prepare the evidence trail before and during shipment:</w:t>
+        <w:t>Insurance responds to documented loss:</w:t>
       </w:r>
     </w:p>
     <w:p>
@@ -707,10 +717,10 @@
         <w:rPr>
           <w:b/>
         </w:rPr>
-        <w:t>Pre-shipment condition record</w:t>
+        <w:t>Before shipment</w:t>
       </w:r>
       <w:r>
-        <w:t>: dated photos/video of every panel, wheels, glass, interior, underside and (for EV) charge/SOC state, witnessed at handover.</w:t>
+        <w:t>: dated photos/video of every panel, wheels, glass, interior, underside and (EV) SOC, witnessed at handover.</w:t>
       </w:r>
     </w:p>
     <w:p>
@@ -724,7 +734,7 @@
         <w:t>Documents</w:t>
       </w:r>
       <w:r>
-        <w:t>: commercial invoice, packing list, B/L (RoRo: B/L with vehicle condition noted), insurance certificate, loading/handling receipts.</w:t>
+        <w:t>: invoice, packing list, B/L (RoRo B/L noting vehicle condition), insurance certificate, handling receipts.</w:t>
       </w:r>
     </w:p>
     <w:p>
@@ -747,15 +757,7 @@
         <w:t>before</w:t>
       </w:r>
       <w:r>
-        <w:t xml:space="preserve"> signing clean receipt; note damage on the tally/receipt with photos immediately; survey promptly where required.</w:t>
-      </w:r>
-    </w:p>
-    <w:p>
-      <w:pPr>
-        <w:pStyle w:val="ListBullet"/>
-      </w:pPr>
-      <w:r>
-        <w:t>File within policy deadlines and preserve damaged parts/packaging for survey.</w:t>
+        <w:t xml:space="preserve"> signing a clean receipt; note damage on the tally with immediate photos; arrange survey where required and meet policy deadlines; retain damaged parts/packaging.</w:t>
       </w:r>
     </w:p>
     <w:p>
@@ -763,7 +765,38 @@
         <w:pStyle w:val="Heading1"/>
       </w:pPr>
       <w:r>
-        <w:t>Before You Pay Freight / Premium</w:t>
+        <w:t>What AutoBridge Adds Beyond an Insurance Broker's Flyer</w:t>
+      </w:r>
+    </w:p>
+    <w:p>
+      <w:r>
+        <w:t xml:space="preserve">Brokers sell a tier; they rarely tie it to the purchase contract. AutoBridge writes the </w:t>
+      </w:r>
+      <w:r>
+        <w:rPr>
+          <w:b/>
+        </w:rPr>
+        <w:t>exact ICC clause (and war/strikes add-on) into the PI/L-C so a CIF seller cannot default to ICC (C)</w:t>
+      </w:r>
+      <w:r>
+        <w:t xml:space="preserve">, sets the insured-value base consistently with the commercial invoice, and gives the buyer a </w:t>
+      </w:r>
+      <w:r>
+        <w:rPr>
+          <w:b/>
+        </w:rPr>
+        <w:t>pre-shipment condition-record template aligned to the discharge survey</w:t>
+      </w:r>
+      <w:r>
+        <w:t xml:space="preserve"> — closing the documentation gap that most commonly reduces or voids a vehicle claim.</w:t>
+      </w:r>
+    </w:p>
+    <w:p>
+      <w:pPr>
+        <w:pStyle w:val="Heading1"/>
+      </w:pPr>
+      <w:r>
+        <w:t>Before Paying Freight/Premium</w:t>
       </w:r>
     </w:p>
     <w:p>
@@ -780,7 +813,7 @@
         <w:t>ICC (A)</w:t>
       </w:r>
       <w:r>
-        <w:t xml:space="preserve"> in writing; add war/strikes cover if the route warrants.</w:t>
+        <w:t xml:space="preserve"> (CL382) in writing; add war/strikes where the route warrants.</w:t>
       </w:r>
     </w:p>
     <w:p>
@@ -796,7 +829,7 @@
         <w:pStyle w:val="ListBullet"/>
       </w:pPr>
       <w:r>
-        <w:t>Under CIF, do not rely on the default minimum (C) — require (A) or self-insure the gap.</w:t>
+        <w:t>On CIF, do not rely on the ICC (C) default — require (A) or self-insure the gap.</w:t>
       </w:r>
     </w:p>
     <w:p>
@@ -804,7 +837,7 @@
         <w:pStyle w:val="ListBullet"/>
       </w:pPr>
       <w:r>
-        <w:t>For EVs, obtain written confirmation of battery-fire coverage and DG declaration duties.</w:t>
+        <w:t>For EVs, obtain written battery-fire/thermal cover and DG-declaration guidance.</w:t>
       </w:r>
     </w:p>
     <w:p>
@@ -812,7 +845,7 @@
         <w:pStyle w:val="ListBullet"/>
       </w:pPr>
       <w:r>
-        <w:t>Complete a pre-shipment condition record and plan discharge inspection before signing.</w:t>
+        <w:t>Complete the pre-shipment condition record and plan discharge inspection before signing.</w:t>
       </w:r>
     </w:p>
     <w:p>
@@ -831,43 +864,43 @@
         <w:t>Is ICC (C) enough for a shipped car?</w:t>
       </w:r>
       <w:r>
-        <w:t xml:space="preserve"> No — it covers only major casualties; theft, scratches and loading damage, the common vehicle losses, need ICC (A). </w:t>
+        <w:t xml:space="preserve"> No — it covers only major casualties; theft, scratches and loading damage need ICC (A) (CL382). </w:t>
       </w:r>
       <w:r>
         <w:rPr>
           <w:b/>
         </w:rPr>
-        <w:t>Why insure at 110% of CIF?</w:t>
+        <w:t>Why 110% of CIF?</w:t>
       </w:r>
       <w:r>
-        <w:t xml:space="preserve"> Standard practice adds 10% for expected profit and incidentals, giving a 110% insured value; premium is that amount times a per-shipment rate. </w:t>
+        <w:t xml:space="preserve"> Standard practice adds 10% for expected profit/incidentals; premium is that amount times a per-shipment rate. </w:t>
       </w:r>
       <w:r>
         <w:rPr>
           <w:b/>
         </w:rPr>
-        <w:t>Doesn't the shipping line pay if they damage the car?</w:t>
+        <w:t>Doesn't the shipping line pay for damage?</w:t>
       </w:r>
       <w:r>
-        <w:t xml:space="preserve"> Only up to the Hague-Visby cap (666.67 SDR/unit or 2 SDR/kg, whichever is higher) — well below vehicle value, hence separate cargo insurance. </w:t>
+        <w:t xml:space="preserve"> Only to the Hague-Visby cap (666.67 SDR/unit or 2 SDR/kg, higher applies) — far below vehicle value. </w:t>
       </w:r>
       <w:r>
         <w:rPr>
           <w:b/>
         </w:rPr>
-        <w:t>CIF or CIP — which gives better default cover?</w:t>
+        <w:t>CIF or CIP — which default is stronger?</w:t>
       </w:r>
       <w:r>
-        <w:t xml:space="preserve"> Under Incoterms 2020 CIP requires at least ICC (A), while CIF defaults to only ICC (C); on CIF terms, demand ICC (A) explicitly. </w:t>
+        <w:t xml:space="preserve"> Under Incoterms 2020 CIP requires at least ICC (A); CIF defaults to ICC (C), so on CIF demand (A) in writing. </w:t>
       </w:r>
       <w:r>
         <w:rPr>
           <w:b/>
         </w:rPr>
-        <w:t>Is an EV battery fire covered by All-Risks?</w:t>
+        <w:t>Is an EV battery fire covered by All Risks?</w:t>
       </w:r>
       <w:r>
-        <w:t xml:space="preserve"> It depends on the specific policy wording — declare the EV and obtain written confirmation rather than assuming.</w:t>
+        <w:t xml:space="preserve"> It depends on the wording — declare the EV and obtain written confirmation.</w:t>
       </w:r>
     </w:p>
     <w:p>
@@ -885,17 +918,18 @@
         <w:tblLook w:firstColumn="1" w:firstRow="1" w:lastColumn="0" w:lastRow="0" w:noHBand="0" w:noVBand="1" w:val="04A0"/>
       </w:tblPr>
       <w:tblGrid>
-        <w:gridCol w:w="1440"/>
-        <w:gridCol w:w="1440"/>
-        <w:gridCol w:w="1440"/>
-        <w:gridCol w:w="1440"/>
-        <w:gridCol w:w="1440"/>
-        <w:gridCol w:w="1440"/>
+        <w:gridCol w:w="1234"/>
+        <w:gridCol w:w="1234"/>
+        <w:gridCol w:w="1234"/>
+        <w:gridCol w:w="1234"/>
+        <w:gridCol w:w="1234"/>
+        <w:gridCol w:w="1234"/>
+        <w:gridCol w:w="1234"/>
       </w:tblGrid>
       <w:tr>
         <w:tc>
           <w:tcPr>
-            <w:tcW w:type="dxa" w:w="1440"/>
+            <w:tcW w:type="dxa" w:w="1234"/>
             <w:shd w:val="clear" w:fill="EAF0F6"/>
           </w:tcPr>
           <w:p>
@@ -916,7 +950,7 @@
         </w:tc>
         <w:tc>
           <w:tcPr>
-            <w:tcW w:type="dxa" w:w="1440"/>
+            <w:tcW w:type="dxa" w:w="1234"/>
             <w:shd w:val="clear" w:fill="EAF0F6"/>
           </w:tcPr>
           <w:p>
@@ -937,7 +971,7 @@
         </w:tc>
         <w:tc>
           <w:tcPr>
-            <w:tcW w:type="dxa" w:w="1440"/>
+            <w:tcW w:type="dxa" w:w="1234"/>
             <w:shd w:val="clear" w:fill="EAF0F6"/>
           </w:tcPr>
           <w:p>
@@ -958,7 +992,7 @@
         </w:tc>
         <w:tc>
           <w:tcPr>
-            <w:tcW w:type="dxa" w:w="1440"/>
+            <w:tcW w:type="dxa" w:w="1234"/>
             <w:shd w:val="clear" w:fill="EAF0F6"/>
           </w:tcPr>
           <w:p>
@@ -979,7 +1013,7 @@
         </w:tc>
         <w:tc>
           <w:tcPr>
-            <w:tcW w:type="dxa" w:w="1440"/>
+            <w:tcW w:type="dxa" w:w="1234"/>
             <w:shd w:val="clear" w:fill="EAF0F6"/>
           </w:tcPr>
           <w:p>
@@ -1000,7 +1034,28 @@
         </w:tc>
         <w:tc>
           <w:tcPr>
-            <w:tcW w:type="dxa" w:w="1440"/>
+            <w:tcW w:type="dxa" w:w="1234"/>
+            <w:shd w:val="clear" w:fill="EAF0F6"/>
+          </w:tcPr>
+          <w:p>
+            <w:r>
+              <w:rPr>
+                <w:b/>
+                <w:sz w:val="20"/>
+              </w:rPr>
+            </w:r>
+            <w:r>
+              <w:rPr>
+                <w:b/>
+                <w:sz w:val="20"/>
+              </w:rPr>
+              <w:t>Confidence</w:t>
+            </w:r>
+          </w:p>
+        </w:tc>
+        <w:tc>
+          <w:tcPr>
+            <w:tcW w:type="dxa" w:w="1234"/>
             <w:shd w:val="clear" w:fill="EAF0F6"/>
           </w:tcPr>
           <w:p>
@@ -1023,7 +1078,7 @@
       <w:tr>
         <w:tc>
           <w:tcPr>
-            <w:tcW w:type="dxa" w:w="1440"/>
+            <w:tcW w:type="dxa" w:w="1234"/>
           </w:tcPr>
           <w:p>
             <w:r>
@@ -1035,13 +1090,13 @@
               <w:rPr>
                 <w:sz w:val="20"/>
               </w:rPr>
-              <w:t>Korean used-car marine insurance claim</w:t>
+              <w:t>Institute Cargo Clauses (A) 1/1/09 official wording (CL382)</w:t>
             </w:r>
           </w:p>
         </w:tc>
         <w:tc>
           <w:tcPr>
-            <w:tcW w:type="dxa" w:w="1440"/>
+            <w:tcW w:type="dxa" w:w="1234"/>
           </w:tcPr>
           <w:p>
             <w:r>
@@ -1053,13 +1108,26 @@
               <w:rPr>
                 <w:sz w:val="20"/>
               </w:rPr>
-              <w:t>SH GLOBAL</w:t>
+              <w:t>Lloyd's Market Association (</w:t>
+            </w:r>
+            <w:r>
+              <w:rPr>
+                <w:b/>
+                <w:sz w:val="20"/>
+              </w:rPr>
+              <w:t>market/standards body official</w:t>
+            </w:r>
+            <w:r>
+              <w:rPr>
+                <w:sz w:val="20"/>
+              </w:rPr>
+              <w:t>)</w:t>
             </w:r>
           </w:p>
         </w:tc>
         <w:tc>
           <w:tcPr>
-            <w:tcW w:type="dxa" w:w="1440"/>
+            <w:tcW w:type="dxa" w:w="1234"/>
           </w:tcPr>
           <w:p>
             <w:r>
@@ -1077,7 +1145,7 @@
         </w:tc>
         <w:tc>
           <w:tcPr>
-            <w:tcW w:type="dxa" w:w="1440"/>
+            <w:tcW w:type="dxa" w:w="1234"/>
           </w:tcPr>
           <w:p>
             <w:r>
@@ -1089,13 +1157,13 @@
               <w:rPr>
                 <w:sz w:val="20"/>
               </w:rPr>
-              <w:t>https://shglobalauto.com/blog/korean-used-car-marine-insurance-claim</w:t>
+              <w:t>https://assets.lloyds.com/media/dcb2ad19-4820-4b42-a5d0-0dcea17ef691/ICCA%201%201%2009%203.pdf</w:t>
             </w:r>
           </w:p>
         </w:tc>
         <w:tc>
           <w:tcPr>
-            <w:tcW w:type="dxa" w:w="1440"/>
+            <w:tcW w:type="dxa" w:w="1234"/>
           </w:tcPr>
           <w:p>
             <w:r>
@@ -1107,13 +1175,32 @@
               <w:rPr>
                 <w:sz w:val="20"/>
               </w:rPr>
-              <w:t>2026-09-02</w:t>
+              <w:t>2026-09-03</w:t>
             </w:r>
           </w:p>
         </w:tc>
         <w:tc>
           <w:tcPr>
-            <w:tcW w:type="dxa" w:w="1440"/>
+            <w:tcW w:type="dxa" w:w="1234"/>
+          </w:tcPr>
+          <w:p>
+            <w:r>
+              <w:rPr>
+                <w:sz w:val="20"/>
+              </w:rPr>
+            </w:r>
+            <w:r>
+              <w:rPr>
+                <w:b/>
+                <w:sz w:val="20"/>
+              </w:rPr>
+              <w:t>VERIFIED</w:t>
+            </w:r>
+          </w:p>
+        </w:tc>
+        <w:tc>
+          <w:tcPr>
+            <w:tcW w:type="dxa" w:w="1234"/>
           </w:tcPr>
           <w:p>
             <w:r>
@@ -1125,7 +1212,7 @@
               <w:rPr>
                 <w:sz w:val="20"/>
               </w:rPr>
-              <w:t>ICC (A)/(B)/(C) coverage tiers</w:t>
+              <w:t>ICC (A) "all risks" scope and exclusions; official clause wording</w:t>
             </w:r>
           </w:p>
         </w:tc>
@@ -1133,7 +1220,7 @@
       <w:tr>
         <w:tc>
           <w:tcPr>
-            <w:tcW w:type="dxa" w:w="1440"/>
+            <w:tcW w:type="dxa" w:w="1234"/>
           </w:tcPr>
           <w:p>
             <w:r>
@@ -1145,13 +1232,13 @@
               <w:rPr>
                 <w:sz w:val="20"/>
               </w:rPr>
-              <w:t>Korean used-car export insurance guide</w:t>
+              <w:t>Incoterms 2010 vs 2020 (CIP moved from ICC (C) to ICC (A))</w:t>
             </w:r>
           </w:p>
         </w:tc>
         <w:tc>
           <w:tcPr>
-            <w:tcW w:type="dxa" w:w="1440"/>
+            <w:tcW w:type="dxa" w:w="1234"/>
           </w:tcPr>
           <w:p>
             <w:r>
@@ -1163,13 +1250,26 @@
               <w:rPr>
                 <w:sz w:val="20"/>
               </w:rPr>
-              <w:t>SH GLOBAL</w:t>
+              <w:t>International Chamber of Commerce (</w:t>
+            </w:r>
+            <w:r>
+              <w:rPr>
+                <w:b/>
+                <w:sz w:val="20"/>
+              </w:rPr>
+              <w:t>standards body official</w:t>
+            </w:r>
+            <w:r>
+              <w:rPr>
+                <w:sz w:val="20"/>
+              </w:rPr>
+              <w:t>)</w:t>
             </w:r>
           </w:p>
         </w:tc>
         <w:tc>
           <w:tcPr>
-            <w:tcW w:type="dxa" w:w="1440"/>
+            <w:tcW w:type="dxa" w:w="1234"/>
           </w:tcPr>
           <w:p>
             <w:r>
@@ -1187,7 +1287,7 @@
         </w:tc>
         <w:tc>
           <w:tcPr>
-            <w:tcW w:type="dxa" w:w="1440"/>
+            <w:tcW w:type="dxa" w:w="1234"/>
           </w:tcPr>
           <w:p>
             <w:r>
@@ -1199,13 +1299,13 @@
               <w:rPr>
                 <w:sz w:val="20"/>
               </w:rPr>
-              <w:t>https://shglobalauto.com/blog/korean-used-car-export-insurance-guide</w:t>
+              <w:t>https://library.iccwbo.org/clp/clp-incoterms-2020vs2010.htm</w:t>
             </w:r>
           </w:p>
         </w:tc>
         <w:tc>
           <w:tcPr>
-            <w:tcW w:type="dxa" w:w="1440"/>
+            <w:tcW w:type="dxa" w:w="1234"/>
           </w:tcPr>
           <w:p>
             <w:r>
@@ -1217,13 +1317,32 @@
               <w:rPr>
                 <w:sz w:val="20"/>
               </w:rPr>
-              <w:t>2026-09-02</w:t>
+              <w:t>2026-09-03</w:t>
             </w:r>
           </w:p>
         </w:tc>
         <w:tc>
           <w:tcPr>
-            <w:tcW w:type="dxa" w:w="1440"/>
+            <w:tcW w:type="dxa" w:w="1234"/>
+          </w:tcPr>
+          <w:p>
+            <w:r>
+              <w:rPr>
+                <w:sz w:val="20"/>
+              </w:rPr>
+            </w:r>
+            <w:r>
+              <w:rPr>
+                <w:b/>
+                <w:sz w:val="20"/>
+              </w:rPr>
+              <w:t>VERIFIED</w:t>
+            </w:r>
+          </w:p>
+        </w:tc>
+        <w:tc>
+          <w:tcPr>
+            <w:tcW w:type="dxa" w:w="1234"/>
           </w:tcPr>
           <w:p>
             <w:r>
@@ -1235,7 +1354,7 @@
               <w:rPr>
                 <w:sz w:val="20"/>
               </w:rPr>
-              <w:t>Vehicles recommended ICC (A)</w:t>
+              <w:t>CIP minimum raised to ICC (A); CIF keeps ICC (C)</w:t>
             </w:r>
           </w:p>
         </w:tc>
@@ -1243,7 +1362,7 @@
       <w:tr>
         <w:tc>
           <w:tcPr>
-            <w:tcW w:type="dxa" w:w="1440"/>
+            <w:tcW w:type="dxa" w:w="1234"/>
           </w:tcPr>
           <w:p>
             <w:r>
@@ -1255,13 +1374,13 @@
               <w:rPr>
                 <w:sz w:val="20"/>
               </w:rPr>
-              <w:t>Marine cargo insurance ICC/CIF/CIP</w:t>
+              <w:t>Incoterms 2020 — CPT or CIP (seller insurance duty)</w:t>
             </w:r>
           </w:p>
         </w:tc>
         <w:tc>
           <w:tcPr>
-            <w:tcW w:type="dxa" w:w="1440"/>
+            <w:tcW w:type="dxa" w:w="1234"/>
           </w:tcPr>
           <w:p>
             <w:r>
@@ -1273,13 +1392,26 @@
               <w:rPr>
                 <w:sz w:val="20"/>
               </w:rPr>
-              <w:t>Portlogics</w:t>
+              <w:t>ICC Academy (</w:t>
+            </w:r>
+            <w:r>
+              <w:rPr>
+                <w:b/>
+                <w:sz w:val="20"/>
+              </w:rPr>
+              <w:t>ICC official</w:t>
+            </w:r>
+            <w:r>
+              <w:rPr>
+                <w:sz w:val="20"/>
+              </w:rPr>
+              <w:t>)</w:t>
             </w:r>
           </w:p>
         </w:tc>
         <w:tc>
           <w:tcPr>
-            <w:tcW w:type="dxa" w:w="1440"/>
+            <w:tcW w:type="dxa" w:w="1234"/>
           </w:tcPr>
           <w:p>
             <w:r>
@@ -1297,7 +1429,264 @@
         </w:tc>
         <w:tc>
           <w:tcPr>
-            <w:tcW w:type="dxa" w:w="1440"/>
+            <w:tcW w:type="dxa" w:w="1234"/>
+          </w:tcPr>
+          <w:p>
+            <w:r>
+              <w:rPr>
+                <w:sz w:val="20"/>
+              </w:rPr>
+            </w:r>
+            <w:r>
+              <w:rPr>
+                <w:sz w:val="20"/>
+              </w:rPr>
+              <w:t>https://academy.iccwbo.org/incoterms/article/incoterms-2020-cpt-or-cip/</w:t>
+            </w:r>
+          </w:p>
+        </w:tc>
+        <w:tc>
+          <w:tcPr>
+            <w:tcW w:type="dxa" w:w="1234"/>
+          </w:tcPr>
+          <w:p>
+            <w:r>
+              <w:rPr>
+                <w:sz w:val="20"/>
+              </w:rPr>
+            </w:r>
+            <w:r>
+              <w:rPr>
+                <w:sz w:val="20"/>
+              </w:rPr>
+              <w:t>2026-09-03</w:t>
+            </w:r>
+          </w:p>
+        </w:tc>
+        <w:tc>
+          <w:tcPr>
+            <w:tcW w:type="dxa" w:w="1234"/>
+          </w:tcPr>
+          <w:p>
+            <w:r>
+              <w:rPr>
+                <w:sz w:val="20"/>
+              </w:rPr>
+            </w:r>
+            <w:r>
+              <w:rPr>
+                <w:b/>
+                <w:sz w:val="20"/>
+              </w:rPr>
+              <w:t>VERIFIED</w:t>
+            </w:r>
+          </w:p>
+        </w:tc>
+        <w:tc>
+          <w:tcPr>
+            <w:tcW w:type="dxa" w:w="1234"/>
+          </w:tcPr>
+          <w:p>
+            <w:r>
+              <w:rPr>
+                <w:sz w:val="20"/>
+              </w:rPr>
+            </w:r>
+            <w:r>
+              <w:rPr>
+                <w:sz w:val="20"/>
+              </w:rPr>
+              <w:t>CIP seller contracts/pays insurance to named place</w:t>
+            </w:r>
+          </w:p>
+        </w:tc>
+      </w:tr>
+      <w:tr>
+        <w:tc>
+          <w:tcPr>
+            <w:tcW w:type="dxa" w:w="1234"/>
+          </w:tcPr>
+          <w:p>
+            <w:r>
+              <w:rPr>
+                <w:sz w:val="20"/>
+              </w:rPr>
+            </w:r>
+            <w:r>
+              <w:rPr>
+                <w:sz w:val="20"/>
+              </w:rPr>
+              <w:t>Institute Cargo Clauses numbering/effective date &amp; RoRo vehicle cover</w:t>
+            </w:r>
+          </w:p>
+        </w:tc>
+        <w:tc>
+          <w:tcPr>
+            <w:tcW w:type="dxa" w:w="1234"/>
+          </w:tcPr>
+          <w:p>
+            <w:r>
+              <w:rPr>
+                <w:sz w:val="20"/>
+              </w:rPr>
+            </w:r>
+            <w:r>
+              <w:rPr>
+                <w:sz w:val="20"/>
+              </w:rPr>
+              <w:t>Voyage Cover (specialist brokerage, cites LMA/IUA, Hague-Visby)</w:t>
+            </w:r>
+          </w:p>
+        </w:tc>
+        <w:tc>
+          <w:tcPr>
+            <w:tcW w:type="dxa" w:w="1234"/>
+          </w:tcPr>
+          <w:p>
+            <w:r>
+              <w:rPr>
+                <w:sz w:val="20"/>
+              </w:rPr>
+            </w:r>
+            <w:r>
+              <w:rPr>
+                <w:sz w:val="20"/>
+              </w:rPr>
+              <w:t>Global</w:t>
+            </w:r>
+          </w:p>
+        </w:tc>
+        <w:tc>
+          <w:tcPr>
+            <w:tcW w:type="dxa" w:w="1234"/>
+          </w:tcPr>
+          <w:p>
+            <w:r>
+              <w:rPr>
+                <w:sz w:val="20"/>
+              </w:rPr>
+            </w:r>
+            <w:r>
+              <w:rPr>
+                <w:sz w:val="20"/>
+              </w:rPr>
+              <w:t>https://voyagecover.com/guides/institute-cargo-clauses</w:t>
+            </w:r>
+          </w:p>
+        </w:tc>
+        <w:tc>
+          <w:tcPr>
+            <w:tcW w:type="dxa" w:w="1234"/>
+          </w:tcPr>
+          <w:p>
+            <w:r>
+              <w:rPr>
+                <w:sz w:val="20"/>
+              </w:rPr>
+            </w:r>
+            <w:r>
+              <w:rPr>
+                <w:sz w:val="20"/>
+              </w:rPr>
+              <w:t>2026-09-03</w:t>
+            </w:r>
+          </w:p>
+        </w:tc>
+        <w:tc>
+          <w:tcPr>
+            <w:tcW w:type="dxa" w:w="1234"/>
+          </w:tcPr>
+          <w:p>
+            <w:r>
+              <w:rPr>
+                <w:sz w:val="20"/>
+              </w:rPr>
+            </w:r>
+            <w:r>
+              <w:rPr>
+                <w:sz w:val="20"/>
+              </w:rPr>
+              <w:t>CROSS_CHECKED</w:t>
+            </w:r>
+          </w:p>
+        </w:tc>
+        <w:tc>
+          <w:tcPr>
+            <w:tcW w:type="dxa" w:w="1234"/>
+          </w:tcPr>
+          <w:p>
+            <w:r>
+              <w:rPr>
+                <w:sz w:val="20"/>
+              </w:rPr>
+            </w:r>
+            <w:r>
+              <w:rPr>
+                <w:sz w:val="20"/>
+              </w:rPr>
+              <w:t>CL382/383/384 numbering, 1 Jan 2009, SDR cap context</w:t>
+            </w:r>
+          </w:p>
+        </w:tc>
+      </w:tr>
+      <w:tr>
+        <w:tc>
+          <w:tcPr>
+            <w:tcW w:type="dxa" w:w="1234"/>
+          </w:tcPr>
+          <w:p>
+            <w:r>
+              <w:rPr>
+                <w:sz w:val="20"/>
+              </w:rPr>
+            </w:r>
+            <w:r>
+              <w:rPr>
+                <w:sz w:val="20"/>
+              </w:rPr>
+              <w:t>110% insured-value convention / rate variability</w:t>
+            </w:r>
+          </w:p>
+        </w:tc>
+        <w:tc>
+          <w:tcPr>
+            <w:tcW w:type="dxa" w:w="1234"/>
+          </w:tcPr>
+          <w:p>
+            <w:r>
+              <w:rPr>
+                <w:sz w:val="20"/>
+              </w:rPr>
+            </w:r>
+            <w:r>
+              <w:rPr>
+                <w:sz w:val="20"/>
+              </w:rPr>
+              <w:t>Portlogics &amp; PLANETCARS (industry)</w:t>
+            </w:r>
+          </w:p>
+        </w:tc>
+        <w:tc>
+          <w:tcPr>
+            <w:tcW w:type="dxa" w:w="1234"/>
+          </w:tcPr>
+          <w:p>
+            <w:r>
+              <w:rPr>
+                <w:sz w:val="20"/>
+              </w:rPr>
+            </w:r>
+            <w:r>
+              <w:rPr>
+                <w:sz w:val="20"/>
+              </w:rPr>
+              <w:t>Global</w:t>
+            </w:r>
+          </w:p>
+        </w:tc>
+        <w:tc>
+          <w:tcPr>
+            <w:tcW w:type="dxa" w:w="1234"/>
           </w:tcPr>
           <w:p>
             <w:r>
@@ -1315,7 +1704,7 @@
         </w:tc>
         <w:tc>
           <w:tcPr>
-            <w:tcW w:type="dxa" w:w="1440"/>
+            <w:tcW w:type="dxa" w:w="1234"/>
           </w:tcPr>
           <w:p>
             <w:r>
@@ -1327,13 +1716,13 @@
               <w:rPr>
                 <w:sz w:val="20"/>
               </w:rPr>
-              <w:t>2026-09-02</w:t>
+              <w:t>2026-09-03</w:t>
             </w:r>
           </w:p>
         </w:tc>
         <w:tc>
           <w:tcPr>
-            <w:tcW w:type="dxa" w:w="1440"/>
+            <w:tcW w:type="dxa" w:w="1234"/>
           </w:tcPr>
           <w:p>
             <w:r>
@@ -1345,15 +1734,13 @@
               <w:rPr>
                 <w:sz w:val="20"/>
               </w:rPr>
-              <w:t>110% CIF insured value; rate variability</w:t>
+              <w:t>CROSS_CHECKED</w:t>
             </w:r>
           </w:p>
         </w:tc>
-      </w:tr>
-      <w:tr>
         <w:tc>
           <w:tcPr>
-            <w:tcW w:type="dxa" w:w="1440"/>
+            <w:tcW w:type="dxa" w:w="1234"/>
           </w:tcPr>
           <w:p>
             <w:r>
@@ -1365,427 +1752,7 @@
               <w:rPr>
                 <w:sz w:val="20"/>
               </w:rPr>
-              <w:t>Guide to marine insurance</w:t>
-            </w:r>
-          </w:p>
-        </w:tc>
-        <w:tc>
-          <w:tcPr>
-            <w:tcW w:type="dxa" w:w="1440"/>
-          </w:tcPr>
-          <w:p>
-            <w:r>
-              <w:rPr>
-                <w:sz w:val="20"/>
-              </w:rPr>
-            </w:r>
-            <w:r>
-              <w:rPr>
-                <w:sz w:val="20"/>
-              </w:rPr>
-              <w:t>laojinchuhai (老金出海)</w:t>
-            </w:r>
-          </w:p>
-        </w:tc>
-        <w:tc>
-          <w:tcPr>
-            <w:tcW w:type="dxa" w:w="1440"/>
-          </w:tcPr>
-          <w:p>
-            <w:r>
-              <w:rPr>
-                <w:sz w:val="20"/>
-              </w:rPr>
-            </w:r>
-            <w:r>
-              <w:rPr>
-                <w:sz w:val="20"/>
-              </w:rPr>
-              <w:t>Global</w:t>
-            </w:r>
-          </w:p>
-        </w:tc>
-        <w:tc>
-          <w:tcPr>
-            <w:tcW w:type="dxa" w:w="1440"/>
-          </w:tcPr>
-          <w:p>
-            <w:r>
-              <w:rPr>
-                <w:sz w:val="20"/>
-              </w:rPr>
-            </w:r>
-            <w:r>
-              <w:rPr>
-                <w:sz w:val="20"/>
-              </w:rPr>
-              <w:t>https://www.laojinchuhai.com/en/insights/guide-marine-insurance</w:t>
-            </w:r>
-          </w:p>
-        </w:tc>
-        <w:tc>
-          <w:tcPr>
-            <w:tcW w:type="dxa" w:w="1440"/>
-          </w:tcPr>
-          <w:p>
-            <w:r>
-              <w:rPr>
-                <w:sz w:val="20"/>
-              </w:rPr>
-            </w:r>
-            <w:r>
-              <w:rPr>
-                <w:sz w:val="20"/>
-              </w:rPr>
-              <w:t>2026-09-02</w:t>
-            </w:r>
-          </w:p>
-        </w:tc>
-        <w:tc>
-          <w:tcPr>
-            <w:tcW w:type="dxa" w:w="1440"/>
-          </w:tcPr>
-          <w:p>
-            <w:r>
-              <w:rPr>
-                <w:sz w:val="20"/>
-              </w:rPr>
-            </w:r>
-            <w:r>
-              <w:rPr>
-                <w:sz w:val="20"/>
-              </w:rPr>
-              <w:t>Incoterms 2020 CIP→ICC(A), CIF→ICC(C)</w:t>
-            </w:r>
-          </w:p>
-        </w:tc>
-      </w:tr>
-      <w:tr>
-        <w:tc>
-          <w:tcPr>
-            <w:tcW w:type="dxa" w:w="1440"/>
-          </w:tcPr>
-          <w:p>
-            <w:r>
-              <w:rPr>
-                <w:sz w:val="20"/>
-              </w:rPr>
-            </w:r>
-            <w:r>
-              <w:rPr>
-                <w:sz w:val="20"/>
-              </w:rPr>
-              <w:t>Insuring vehicles on RoRo vessels</w:t>
-            </w:r>
-          </w:p>
-        </w:tc>
-        <w:tc>
-          <w:tcPr>
-            <w:tcW w:type="dxa" w:w="1440"/>
-          </w:tcPr>
-          <w:p>
-            <w:r>
-              <w:rPr>
-                <w:sz w:val="20"/>
-              </w:rPr>
-            </w:r>
-            <w:r>
-              <w:rPr>
-                <w:sz w:val="20"/>
-              </w:rPr>
-              <w:t>Voyage Cover (brokerage, cites IUA/LMA, Hague-Visby)</w:t>
-            </w:r>
-          </w:p>
-        </w:tc>
-        <w:tc>
-          <w:tcPr>
-            <w:tcW w:type="dxa" w:w="1440"/>
-          </w:tcPr>
-          <w:p>
-            <w:r>
-              <w:rPr>
-                <w:sz w:val="20"/>
-              </w:rPr>
-            </w:r>
-            <w:r>
-              <w:rPr>
-                <w:sz w:val="20"/>
-              </w:rPr>
-              <w:t>Global</w:t>
-            </w:r>
-          </w:p>
-        </w:tc>
-        <w:tc>
-          <w:tcPr>
-            <w:tcW w:type="dxa" w:w="1440"/>
-          </w:tcPr>
-          <w:p>
-            <w:r>
-              <w:rPr>
-                <w:sz w:val="20"/>
-              </w:rPr>
-            </w:r>
-            <w:r>
-              <w:rPr>
-                <w:sz w:val="20"/>
-              </w:rPr>
-              <w:t>https://voyagecover.com/guides/roro-vehicle-cargo-insurance-underwriter-decline</w:t>
-            </w:r>
-          </w:p>
-        </w:tc>
-        <w:tc>
-          <w:tcPr>
-            <w:tcW w:type="dxa" w:w="1440"/>
-          </w:tcPr>
-          <w:p>
-            <w:r>
-              <w:rPr>
-                <w:sz w:val="20"/>
-              </w:rPr>
-            </w:r>
-            <w:r>
-              <w:rPr>
-                <w:sz w:val="20"/>
-              </w:rPr>
-              <w:t>2026-09-02</w:t>
-            </w:r>
-          </w:p>
-        </w:tc>
-        <w:tc>
-          <w:tcPr>
-            <w:tcW w:type="dxa" w:w="1440"/>
-          </w:tcPr>
-          <w:p>
-            <w:r>
-              <w:rPr>
-                <w:sz w:val="20"/>
-              </w:rPr>
-            </w:r>
-            <w:r>
-              <w:rPr>
-                <w:sz w:val="20"/>
-              </w:rPr>
-              <w:t>Carrier SDR liability cap; inherent-vice exclusions</w:t>
-            </w:r>
-          </w:p>
-        </w:tc>
-      </w:tr>
-      <w:tr>
-        <w:tc>
-          <w:tcPr>
-            <w:tcW w:type="dxa" w:w="1440"/>
-          </w:tcPr>
-          <w:p>
-            <w:r>
-              <w:rPr>
-                <w:sz w:val="20"/>
-              </w:rPr>
-            </w:r>
-            <w:r>
-              <w:rPr>
-                <w:sz w:val="20"/>
-              </w:rPr>
-              <w:t>Marine cargo insurance overview</w:t>
-            </w:r>
-          </w:p>
-        </w:tc>
-        <w:tc>
-          <w:tcPr>
-            <w:tcW w:type="dxa" w:w="1440"/>
-          </w:tcPr>
-          <w:p>
-            <w:r>
-              <w:rPr>
-                <w:sz w:val="20"/>
-              </w:rPr>
-            </w:r>
-            <w:r>
-              <w:rPr>
-                <w:sz w:val="20"/>
-              </w:rPr>
-              <w:t>Ascope Shipping</w:t>
-            </w:r>
-          </w:p>
-        </w:tc>
-        <w:tc>
-          <w:tcPr>
-            <w:tcW w:type="dxa" w:w="1440"/>
-          </w:tcPr>
-          <w:p>
-            <w:r>
-              <w:rPr>
-                <w:sz w:val="20"/>
-              </w:rPr>
-            </w:r>
-            <w:r>
-              <w:rPr>
-                <w:sz w:val="20"/>
-              </w:rPr>
-              <w:t>Global</w:t>
-            </w:r>
-          </w:p>
-        </w:tc>
-        <w:tc>
-          <w:tcPr>
-            <w:tcW w:type="dxa" w:w="1440"/>
-          </w:tcPr>
-          <w:p>
-            <w:r>
-              <w:rPr>
-                <w:sz w:val="20"/>
-              </w:rPr>
-            </w:r>
-            <w:r>
-              <w:rPr>
-                <w:sz w:val="20"/>
-              </w:rPr>
-              <w:t>https://www.ascopeshipping.co.uk/marine-cargo-insurance/</w:t>
-            </w:r>
-          </w:p>
-        </w:tc>
-        <w:tc>
-          <w:tcPr>
-            <w:tcW w:type="dxa" w:w="1440"/>
-          </w:tcPr>
-          <w:p>
-            <w:r>
-              <w:rPr>
-                <w:sz w:val="20"/>
-              </w:rPr>
-            </w:r>
-            <w:r>
-              <w:rPr>
-                <w:sz w:val="20"/>
-              </w:rPr>
-              <w:t>2026-09-02</w:t>
-            </w:r>
-          </w:p>
-        </w:tc>
-        <w:tc>
-          <w:tcPr>
-            <w:tcW w:type="dxa" w:w="1440"/>
-          </w:tcPr>
-          <w:p>
-            <w:r>
-              <w:rPr>
-                <w:sz w:val="20"/>
-              </w:rPr>
-            </w:r>
-            <w:r>
-              <w:rPr>
-                <w:sz w:val="20"/>
-              </w:rPr>
-              <w:t>All-risks; war/strikes add-ons</w:t>
-            </w:r>
-          </w:p>
-        </w:tc>
-      </w:tr>
-      <w:tr>
-        <w:tc>
-          <w:tcPr>
-            <w:tcW w:type="dxa" w:w="1440"/>
-          </w:tcPr>
-          <w:p>
-            <w:r>
-              <w:rPr>
-                <w:sz w:val="20"/>
-              </w:rPr>
-            </w:r>
-            <w:r>
-              <w:rPr>
-                <w:sz w:val="20"/>
-              </w:rPr>
-              <w:t>Used-car export marine insurance (formula)</w:t>
-            </w:r>
-          </w:p>
-        </w:tc>
-        <w:tc>
-          <w:tcPr>
-            <w:tcW w:type="dxa" w:w="1440"/>
-          </w:tcPr>
-          <w:p>
-            <w:r>
-              <w:rPr>
-                <w:sz w:val="20"/>
-              </w:rPr>
-            </w:r>
-            <w:r>
-              <w:rPr>
-                <w:sz w:val="20"/>
-              </w:rPr>
-              <w:t>PLANETCARS</w:t>
-            </w:r>
-          </w:p>
-        </w:tc>
-        <w:tc>
-          <w:tcPr>
-            <w:tcW w:type="dxa" w:w="1440"/>
-          </w:tcPr>
-          <w:p>
-            <w:r>
-              <w:rPr>
-                <w:sz w:val="20"/>
-              </w:rPr>
-            </w:r>
-            <w:r>
-              <w:rPr>
-                <w:sz w:val="20"/>
-              </w:rPr>
-              <w:t>Global</w:t>
-            </w:r>
-          </w:p>
-        </w:tc>
-        <w:tc>
-          <w:tcPr>
-            <w:tcW w:type="dxa" w:w="1440"/>
-          </w:tcPr>
-          <w:p>
-            <w:r>
-              <w:rPr>
-                <w:sz w:val="20"/>
-              </w:rPr>
-            </w:r>
-            <w:r>
-              <w:rPr>
-                <w:sz w:val="20"/>
-              </w:rPr>
-              <w:t>https://planetcars.jp/index.php/ja/insurance</w:t>
-            </w:r>
-          </w:p>
-        </w:tc>
-        <w:tc>
-          <w:tcPr>
-            <w:tcW w:type="dxa" w:w="1440"/>
-          </w:tcPr>
-          <w:p>
-            <w:r>
-              <w:rPr>
-                <w:sz w:val="20"/>
-              </w:rPr>
-            </w:r>
-            <w:r>
-              <w:rPr>
-                <w:sz w:val="20"/>
-              </w:rPr>
-              <w:t>2026-09-02</w:t>
-            </w:r>
-          </w:p>
-        </w:tc>
-        <w:tc>
-          <w:tcPr>
-            <w:tcW w:type="dxa" w:w="1440"/>
-          </w:tcPr>
-          <w:p>
-            <w:r>
-              <w:rPr>
-                <w:sz w:val="20"/>
-              </w:rPr>
-            </w:r>
-            <w:r>
-              <w:rPr>
-                <w:sz w:val="20"/>
-              </w:rPr>
-              <w:t>Insured amount = CIF×110%; premium formula</w:t>
+              <w:t>CIF×110% base; per-shipment rate</w:t>
             </w:r>
           </w:p>
         </w:tc>
@@ -1796,7 +1763,7 @@
         <w:rPr>
           <w:i/>
         </w:rPr>
-        <w:t>Verification note: cover tiers, 110% convention and Incoterms 2020 change are cross-checked. SDR caps are IMF-amended (verify current value); premium rates vary per shipment and no fixed rate is given; EV battery-fire cover is policy-specific and must be confirmed in writing.</w:t>
+        <w:t>Confidence note: clause scope/numbering and the Incoterms insurance obligations are VERIFIED on LMA/ICC primary material. The Hague-Visby SDR figure is a treaty provision to confirm for the current amended amount; premium rates are per-shipment and deliberately not stated; EV battery-fire cover is policy-specific.</w:t>
       </w:r>
     </w:p>
     <w:p>
@@ -1815,10 +1782,10 @@
         <w:rPr>
           <w:b/>
         </w:rPr>
-        <w:t>Reviewed by</w:t>
+        <w:t>Author / reviewer</w:t>
       </w:r>
       <w:r>
-        <w:t>: AutoBridge Export Sourcing Team</w:t>
+        <w:t>: [AutoBridge Export Sourcing Team](/authors/autobridge-export-sourcing-team/) · method per our [Editorial Policy](/about/editorial-policy/)</w:t>
       </w:r>
     </w:p>
     <w:p>
@@ -1832,7 +1799,16 @@
         <w:t>Last reviewed</w:t>
       </w:r>
       <w:r>
-        <w:t>: 2026-09-02</w:t>
+        <w:t xml:space="preserve">: 2026-09-02 · </w:t>
+      </w:r>
+      <w:r>
+        <w:rPr>
+          <w:b/>
+        </w:rPr>
+        <w:t>Second-round source revision</w:t>
+      </w:r>
+      <w:r>
+        <w:t>: 2026-09-03 (LMA official ICC(A) wording and ICC official Incoterms sources added)</w:t>
       </w:r>
     </w:p>
     <w:p>
@@ -1860,7 +1836,7 @@
         <w:t>Verification method</w:t>
       </w:r>
       <w:r>
-        <w:t>: Cross-checked insurance/logistics sources plus brokerage citing international clauses; rates and SDR values left to live confirmation</w:t>
+        <w:t>: Standards/market-body primary wording for clauses and Incoterms duties; industry sources only for operational convention; rates left to live quote</w:t>
       </w:r>
     </w:p>
     <w:p>
@@ -1871,10 +1847,10 @@
         <w:rPr>
           <w:b/>
         </w:rPr>
-        <w:t>Content status</w:t>
+        <w:t>Quality gates</w:t>
       </w:r>
       <w:r>
-        <w:t>: QA_PASS (Master/EN)</w:t>
+        <w:t>: EDITORIAL_QA_PASS=PASS · FACT_SOURCE_PASS=PASS (LMA/ICC primary sources added) · SEO_PASS=PASS · CODEX_REVIEW_PASS=PENDING (independent Codex review) · PUBLISH_APPROVED=FALSE until Codex sign-off</w:t>
       </w:r>
     </w:p>
     <w:sectPr>

--- a/deliveries/2026-09-02/02_Procurement_Guides/GUIDE_20260902_07_Marine_Cargo_Insurance.docx
+++ b/deliveries/2026-09-02/02_Procurement_Guides/GUIDE_20260902_07_Marine_Cargo_Insurance.docx
@@ -316,14 +316,33 @@
               <w:rPr>
                 <w:sz w:val="20"/>
               </w:rPr>
-              <w:t xml:space="preserve">Accidental physical loss/damage from any external cause except listed exclusions; </w:t>
+              <w:t xml:space="preserve">Broad all-risks cover for accidental physical loss/damage </w:t>
             </w:r>
             <w:r>
               <w:rPr>
                 <w:b/>
                 <w:sz w:val="20"/>
               </w:rPr>
-              <w:t>includes theft, scratching and loading/unloading damage</w:t>
+              <w:t>subject to the clause's exclusions, attachment of cover and the actual policy wording</w:t>
+            </w:r>
+            <w:r>
+              <w:rPr>
+                <w:sz w:val="20"/>
+              </w:rPr>
+              <w:t xml:space="preserve">; </w:t>
+            </w:r>
+            <w:r>
+              <w:rPr>
+                <w:i/>
+                <w:sz w:val="20"/>
+              </w:rPr>
+              <w:t>may</w:t>
+            </w:r>
+            <w:r>
+              <w:rPr>
+                <w:sz w:val="20"/>
+              </w:rPr>
+              <w:t xml:space="preserve"> respond to accidental transit/handling events such as theft or handling damage where cover attaches and no exclusion applies</w:t>
             </w:r>
           </w:p>
         </w:tc>
@@ -341,7 +360,7 @@
               <w:rPr>
                 <w:sz w:val="20"/>
               </w:rPr>
-              <w:t>The baseline for vehicles</w:t>
+              <w:t>The usual baseline for vehicles</w:t>
             </w:r>
           </w:p>
         </w:tc>
@@ -463,7 +482,7 @@
     </w:tbl>
     <w:p>
       <w:r>
-        <w:t xml:space="preserve">Vehicles warrant </w:t>
+        <w:t xml:space="preserve">Vehicles generally warrant </w:t>
       </w:r>
       <w:r>
         <w:rPr>
@@ -472,7 +491,7 @@
         <w:t>ICC (A)</w:t>
       </w:r>
       <w:r>
-        <w:t xml:space="preserve"> precisely because the losses that occur most on RoRo and in port handling — loading/unloading damage, theft, scratches and dents — are the ones (B) and (C) exclude. </w:t>
+        <w:t xml:space="preserve"> because the losses seen most on RoRo and in port handling — accidental handling damage, theft, scratches and dents — fall outside the named-perils scope of (B)/(C); whether a specific event responds still depends on the exclusions, attachment point and policy wording. </w:t>
       </w:r>
       <w:r>
         <w:rPr>
@@ -590,27 +609,78 @@
         <w:pStyle w:val="Heading1"/>
       </w:pPr>
       <w:r>
-        <w:t>Setting the Insured Value (no invented premium)</w:t>
+        <w:t>Setting the Insured Value — Two Different "110%" Rules (no invented premium)</w:t>
       </w:r>
     </w:p>
     <w:p>
       <w:r>
-        <w:t xml:space="preserve">Standard CIF/CIP and documentary-credit practice sets minimum insured value at </w:t>
+        <w:t xml:space="preserve">The 110% convention appears in </w:t>
       </w:r>
       <w:r>
         <w:rPr>
           <w:b/>
         </w:rPr>
-        <w:t>110% of CIF</w:t>
+        <w:t>two distinct contexts that must not be merged into one universal formula</w:t>
       </w:r>
       <w:r>
-        <w:t xml:space="preserve"> (100% goods + 10% for expected profit/incidentals): </w:t>
+        <w:t>:</w:t>
+      </w:r>
+    </w:p>
+    <w:p>
+      <w:pPr>
+        <w:pStyle w:val="ListBullet"/>
+      </w:pPr>
+      <w:r>
+        <w:rPr>
+          <w:b/>
+        </w:rPr>
+        <w:t>Incoterms® 2020 (the seller's insurance duty):</w:t>
+      </w:r>
+      <w:r>
+        <w:t xml:space="preserve"> where Incoterms require insurance (CIF/CIP), the seller must obtain cover for </w:t>
       </w:r>
       <w:r>
         <w:rPr>
           <w:b/>
         </w:rPr>
-        <w:t>insured amount = CIF × 110%; premium = insured amount × rate</w:t>
+        <w:t>at least 110% of the contract price</w:t>
+      </w:r>
+      <w:r>
+        <w:t xml:space="preserve"> for the buyer's benefit.</w:t>
+      </w:r>
+    </w:p>
+    <w:p>
+      <w:pPr>
+        <w:pStyle w:val="ListBullet"/>
+      </w:pPr>
+      <w:r>
+        <w:rPr>
+          <w:b/>
+        </w:rPr>
+        <w:t>Documentary credits / UCP (letter-of-credit practice):</w:t>
+      </w:r>
+      <w:r>
+        <w:t xml:space="preserve"> where a credit requires insurance but states no amount, the insured amount is customarily </w:t>
+      </w:r>
+      <w:r>
+        <w:rPr>
+          <w:b/>
+        </w:rPr>
+        <w:t>at least 110% of the determinable CIF or CIP value</w:t>
+      </w:r>
+      <w:r>
+        <w:t xml:space="preserve"> of the goods.</w:t>
+      </w:r>
+    </w:p>
+    <w:p>
+      <w:r>
+        <w:t xml:space="preserve">So there is no single "insured amount = CIF × 110%" that covers every deal: identify which rule governs (the Incoterms contract-price basis or the LC's CIF/CIP basis), use that base, and </w:t>
+      </w:r>
+      <w:r>
+        <w:rPr>
+          <w:b/>
+        </w:rPr>
+        <w:t>premium = insured amount × rate</w:t>
       </w:r>
       <w:r>
         <w:t xml:space="preserve">. The </w:t>
@@ -622,7 +692,7 @@
         <w:t>rate floats with route, season, tier, vessel and cargo risk and is quoted per shipment</w:t>
       </w:r>
       <w:r>
-        <w:t xml:space="preserve"> — no fixed percentage is published here because a printed rate would be wrong by use. Obtain a per-shipment quote and check it matches the clause tier and add-ons you need.</w:t>
+        <w:t xml:space="preserve"> — no fixed percentage is published here. Obtain a per-shipment quote and check it matches the clause tier and add-ons you need.</w:t>
       </w:r>
     </w:p>
     <w:p>
@@ -770,25 +840,25 @@
     </w:p>
     <w:p>
       <w:r>
-        <w:t xml:space="preserve">Brokers sell a tier; they rarely tie it to the purchase contract. AutoBridge writes the </w:t>
+        <w:t xml:space="preserve">Brokers sell a tier; they rarely tie it to the purchase contract. The recommended method is to </w:t>
       </w:r>
       <w:r>
         <w:rPr>
           <w:b/>
         </w:rPr>
-        <w:t>exact ICC clause (and war/strikes add-on) into the PI/L-C so a CIF seller cannot default to ICC (C)</w:t>
+        <w:t>name the exact ICC clause (and any war/strikes add-on) in the PI/L-C so a CIF seller cannot simply default to ICC (C)</w:t>
       </w:r>
       <w:r>
-        <w:t xml:space="preserve">, sets the insured-value base consistently with the commercial invoice, and gives the buyer a </w:t>
+        <w:t xml:space="preserve">, set the insured-value base consistently with the commercial invoice and the applicable Incoterms/UCP rule, and prepare a </w:t>
       </w:r>
       <w:r>
         <w:rPr>
           <w:b/>
         </w:rPr>
-        <w:t>pre-shipment condition-record template aligned to the discharge survey</w:t>
+        <w:t>pre-shipment condition record aligned to the discharge survey</w:t>
       </w:r>
       <w:r>
-        <w:t xml:space="preserve"> — closing the documentation gap that most commonly reduces or voids a vehicle claim.</w:t>
+        <w:t xml:space="preserve"> — the documentation that most often determines whether a vehicle claim is paid.</w:t>
       </w:r>
     </w:p>
     <w:p>
@@ -821,7 +891,16 @@
         <w:pStyle w:val="ListBullet"/>
       </w:pPr>
       <w:r>
-        <w:t>Confirm insured value = CIF × 110% and obtain a per-shipment rate (no assumed number).</w:t>
+        <w:t xml:space="preserve">Confirm the insured-value </w:t>
+      </w:r>
+      <w:r>
+        <w:rPr>
+          <w:b/>
+        </w:rPr>
+        <w:t>basis that applies</w:t>
+      </w:r>
+      <w:r>
+        <w:t xml:space="preserve"> (Incoterms = ≥110% of contract price; silent LC = ≥110% of determinable CIF/CIP) and obtain a per-shipment rate (no assumed number).</w:t>
       </w:r>
     </w:p>
     <w:p>
@@ -864,16 +943,16 @@
         <w:t>Is ICC (C) enough for a shipped car?</w:t>
       </w:r>
       <w:r>
-        <w:t xml:space="preserve"> No — it covers only major casualties; theft, scratches and loading damage need ICC (A) (CL382). </w:t>
+        <w:t xml:space="preserve"> Usually not — it covers only listed major casualties; accidental handling damage and theft-type losses are the reason vehicles generally use ICC (A) (CL382), always subject to its exclusions and wording. </w:t>
       </w:r>
       <w:r>
         <w:rPr>
           <w:b/>
         </w:rPr>
-        <w:t>Why 110% of CIF?</w:t>
+        <w:t>Where does the 110% come from?</w:t>
       </w:r>
       <w:r>
-        <w:t xml:space="preserve"> Standard practice adds 10% for expected profit/incidentals; premium is that amount times a per-shipment rate. </w:t>
+        <w:t xml:space="preserve"> Two separate rules: Incoterms 2020 sets the seller's cover at ≥110% of contract price; a silent documentary credit customarily requires ≥110% of the determinable CIF/CIP value. They are not one universal CIF×110% formula. </w:t>
       </w:r>
       <w:r>
         <w:rPr>
@@ -1752,7 +1831,7 @@
               <w:rPr>
                 <w:sz w:val="20"/>
               </w:rPr>
-              <w:t>CIF×110% base; per-shipment rate</w:t>
+              <w:t>Operational 110% convention and per-shipment rate; Incoterms vs UCP bases distinguished in body</w:t>
             </w:r>
           </w:p>
         </w:tc>
@@ -1785,7 +1864,7 @@
         <w:t>Author / reviewer</w:t>
       </w:r>
       <w:r>
-        <w:t>: [AutoBridge Export Sourcing Team](/authors/autobridge-export-sourcing-team/) · method per our [Editorial Policy](/about/editorial-policy/)</w:t>
+        <w:t>: [AutoBridge Export Sourcing Team](/authors/) · method per our [Editorial Policy](/editorial-policy/)</w:t>
       </w:r>
     </w:p>
     <w:p>
@@ -1800,6 +1879,15 @@
       </w:r>
       <w:r>
         <w:t xml:space="preserve">: 2026-09-02 · </w:t>
+      </w:r>
+      <w:r>
+        <w:rPr>
+          <w:b/>
+        </w:rPr>
+        <w:t>R3 (2026-09-03): Incoterms vs UCP 110% rules split; ICC(A) all-risks wording made subject to exclusions/wording</w:t>
+      </w:r>
+      <w:r>
+        <w:t xml:space="preserve"> · </w:t>
       </w:r>
       <w:r>
         <w:rPr>

--- a/deliveries/2026-09-02/02_Procurement_Guides/GUIDE_20260902_07_Marine_Cargo_Insurance.docx
+++ b/deliveries/2026-09-02/02_Procurement_Guides/GUIDE_20260902_07_Marine_Cargo_Insurance.docx
@@ -4,7 +4,7 @@
   <w:body>
     <w:p>
       <w:pPr>
-        <w:pStyle w:val="Title"/>
+        <w:pStyle w:val="Heading1"/>
       </w:pPr>
       <w:r>
         <w:t>Marine Cargo Insurance for Shipped Chinese Vehicles: ICC (A)/(B)/(C), Insured Value and the Claims Trail</w:t>
@@ -12,7 +12,7 @@
     </w:p>
     <w:p>
       <w:pPr>
-        <w:pStyle w:val="Heading1"/>
+        <w:pStyle w:val="Heading2"/>
       </w:pPr>
       <w:r>
         <w:t>SEO Metadata</w:t>
@@ -146,7 +146,7 @@
     </w:p>
     <w:p>
       <w:pPr>
-        <w:pStyle w:val="Heading1"/>
+        <w:pStyle w:val="Heading2"/>
       </w:pPr>
       <w:r>
         <w:t>The Misconception That Costs Importers Money</w:t>
@@ -177,7 +177,7 @@
     </w:p>
     <w:p>
       <w:pPr>
-        <w:pStyle w:val="Heading1"/>
+        <w:pStyle w:val="Heading2"/>
       </w:pPr>
       <w:r>
         <w:t>The Three Clause Tiers — Anchored to the Official Wording</w:t>
@@ -208,7 +208,7 @@
     </w:p>
     <w:tbl>
       <w:tblPr>
-        <w:tblStyle w:val="TableGrid"/>
+        <w:tblStyle w:val="LightGrid-Accent1"/>
         <w:tblW w:type="auto" w:w="0"/>
         <w:tblLook w:firstColumn="1" w:firstRow="1" w:lastColumn="0" w:lastRow="0" w:noHBand="0" w:noVBand="1" w:val="04A0"/>
       </w:tblPr>
@@ -221,20 +221,9 @@
         <w:tc>
           <w:tcPr>
             <w:tcW w:type="dxa" w:w="2880"/>
-            <w:shd w:val="clear" w:fill="EAF0F6"/>
           </w:tcPr>
           <w:p>
             <w:r>
-              <w:rPr>
-                <w:b/>
-                <w:sz w:val="20"/>
-              </w:rPr>
-            </w:r>
-            <w:r>
-              <w:rPr>
-                <w:b/>
-                <w:sz w:val="20"/>
-              </w:rPr>
               <w:t>Tier</w:t>
             </w:r>
           </w:p>
@@ -242,20 +231,9 @@
         <w:tc>
           <w:tcPr>
             <w:tcW w:type="dxa" w:w="2880"/>
-            <w:shd w:val="clear" w:fill="EAF0F6"/>
           </w:tcPr>
           <w:p>
             <w:r>
-              <w:rPr>
-                <w:b/>
-                <w:sz w:val="20"/>
-              </w:rPr>
-            </w:r>
-            <w:r>
-              <w:rPr>
-                <w:b/>
-                <w:sz w:val="20"/>
-              </w:rPr>
               <w:t>Cover (outline)</w:t>
             </w:r>
           </w:p>
@@ -263,20 +241,9 @@
         <w:tc>
           <w:tcPr>
             <w:tcW w:type="dxa" w:w="2880"/>
-            <w:shd w:val="clear" w:fill="EAF0F6"/>
           </w:tcPr>
           <w:p>
             <w:r>
-              <w:rPr>
-                <w:b/>
-                <w:sz w:val="20"/>
-              </w:rPr>
-            </w:r>
-            <w:r>
-              <w:rPr>
-                <w:b/>
-                <w:sz w:val="20"/>
-              </w:rPr>
               <w:t>Suitability for a vehicle</w:t>
             </w:r>
           </w:p>
@@ -290,13 +257,7 @@
           <w:p>
             <w:r>
               <w:rPr>
-                <w:sz w:val="20"/>
-              </w:rPr>
-            </w:r>
-            <w:r>
-              <w:rPr>
                 <w:b/>
-                <w:sz w:val="20"/>
               </w:rPr>
               <w:t>ICC (A) — "All Risks" (CL382)</w:t>
             </w:r>
@@ -308,41 +269,16 @@
           </w:tcPr>
           <w:p>
             <w:r>
-              <w:rPr>
-                <w:sz w:val="20"/>
-              </w:rPr>
-            </w:r>
-            <w:r>
-              <w:rPr>
-                <w:sz w:val="20"/>
-              </w:rPr>
               <w:t xml:space="preserve">Broad all-risks cover for accidental physical loss/damage </w:t>
             </w:r>
             <w:r>
               <w:rPr>
                 <w:b/>
-                <w:sz w:val="20"/>
               </w:rPr>
               <w:t>subject to the clause's exclusions, attachment of cover and the actual policy wording</w:t>
             </w:r>
             <w:r>
-              <w:rPr>
-                <w:sz w:val="20"/>
-              </w:rPr>
-              <w:t xml:space="preserve">; </w:t>
-            </w:r>
-            <w:r>
-              <w:rPr>
-                <w:i/>
-                <w:sz w:val="20"/>
-              </w:rPr>
-              <w:t>may</w:t>
-            </w:r>
-            <w:r>
-              <w:rPr>
-                <w:sz w:val="20"/>
-              </w:rPr>
-              <w:t xml:space="preserve"> respond to accidental transit/handling events such as theft or handling damage where cover attaches and no exclusion applies</w:t>
+              <w:t>; *may* respond to accidental transit/handling events such as theft or handling damage where cover attaches and no exclusion applies</w:t>
             </w:r>
           </w:p>
         </w:tc>
@@ -352,14 +288,6 @@
           </w:tcPr>
           <w:p>
             <w:r>
-              <w:rPr>
-                <w:sz w:val="20"/>
-              </w:rPr>
-            </w:r>
-            <w:r>
-              <w:rPr>
-                <w:sz w:val="20"/>
-              </w:rPr>
               <w:t>The usual baseline for vehicles</w:t>
             </w:r>
           </w:p>
@@ -373,13 +301,7 @@
           <w:p>
             <w:r>
               <w:rPr>
-                <w:sz w:val="20"/>
-              </w:rPr>
-            </w:r>
-            <w:r>
-              <w:rPr>
                 <w:b/>
-                <w:sz w:val="20"/>
               </w:rPr>
               <w:t>ICC (B) — named perils (CL383)</w:t>
             </w:r>
@@ -391,14 +313,6 @@
           </w:tcPr>
           <w:p>
             <w:r>
-              <w:rPr>
-                <w:sz w:val="20"/>
-              </w:rPr>
-            </w:r>
-            <w:r>
-              <w:rPr>
-                <w:sz w:val="20"/>
-              </w:rPr>
               <w:t>Fire/explosion, stranding/sinking, collision, water ingress, earthquake etc. — listed events only</w:t>
             </w:r>
           </w:p>
@@ -409,14 +323,6 @@
           </w:tcPr>
           <w:p>
             <w:r>
-              <w:rPr>
-                <w:sz w:val="20"/>
-              </w:rPr>
-            </w:r>
-            <w:r>
-              <w:rPr>
-                <w:sz w:val="20"/>
-              </w:rPr>
               <w:t>Leaves common vehicle losses uncovered</w:t>
             </w:r>
           </w:p>
@@ -430,13 +336,7 @@
           <w:p>
             <w:r>
               <w:rPr>
-                <w:sz w:val="20"/>
-              </w:rPr>
-            </w:r>
-            <w:r>
-              <w:rPr>
                 <w:b/>
-                <w:sz w:val="20"/>
               </w:rPr>
               <w:t>ICC (C) — major casualties (CL384)</w:t>
             </w:r>
@@ -448,14 +348,6 @@
           </w:tcPr>
           <w:p>
             <w:r>
-              <w:rPr>
-                <w:sz w:val="20"/>
-              </w:rPr>
-            </w:r>
-            <w:r>
-              <w:rPr>
-                <w:sz w:val="20"/>
-              </w:rPr>
               <w:t>A narrow set of major casualties</w:t>
             </w:r>
           </w:p>
@@ -466,20 +358,13 @@
           </w:tcPr>
           <w:p>
             <w:r>
-              <w:rPr>
-                <w:sz w:val="20"/>
-              </w:rPr>
-            </w:r>
-            <w:r>
-              <w:rPr>
-                <w:sz w:val="20"/>
-              </w:rPr>
               <w:t>Inadequate for a car</w:t>
             </w:r>
           </w:p>
         </w:tc>
       </w:tr>
     </w:tbl>
+    <w:p/>
     <w:p>
       <w:r>
         <w:t xml:space="preserve">Vehicles generally warrant </w:t>
@@ -505,7 +390,7 @@
     </w:p>
     <w:p>
       <w:pPr>
-        <w:pStyle w:val="Heading1"/>
+        <w:pStyle w:val="Heading2"/>
       </w:pPr>
       <w:r>
         <w:t>Incoterms 2020: the CIP-vs-CIF Obligation Buyers Miss</w:t>
@@ -606,7 +491,7 @@
     </w:p>
     <w:p>
       <w:pPr>
-        <w:pStyle w:val="Heading1"/>
+        <w:pStyle w:val="Heading2"/>
       </w:pPr>
       <w:r>
         <w:t>Setting the Insured Value — Two Different "110%" Rules (no invented premium)</w:t>
@@ -697,7 +582,7 @@
     </w:p>
     <w:p>
       <w:pPr>
-        <w:pStyle w:val="Heading1"/>
+        <w:pStyle w:val="Heading2"/>
       </w:pPr>
       <w:r>
         <w:t>Why the Carrier's Own Liability Is Not Enough</w:t>
@@ -728,7 +613,7 @@
     </w:p>
     <w:p>
       <w:pPr>
-        <w:pStyle w:val="Heading1"/>
+        <w:pStyle w:val="Heading2"/>
       </w:pPr>
       <w:r>
         <w:t>What Even "All Risks" Excludes — and the EV Question</w:t>
@@ -768,7 +653,7 @@
     </w:p>
     <w:p>
       <w:pPr>
-        <w:pStyle w:val="Heading1"/>
+        <w:pStyle w:val="Heading2"/>
       </w:pPr>
       <w:r>
         <w:t>Building a Claim That Pays</w:t>
@@ -832,7 +717,7 @@
     </w:p>
     <w:p>
       <w:pPr>
-        <w:pStyle w:val="Heading1"/>
+        <w:pStyle w:val="Heading2"/>
       </w:pPr>
       <w:r>
         <w:t>What AutoBridge Adds Beyond an Insurance Broker's Flyer</w:t>
@@ -863,7 +748,7 @@
     </w:p>
     <w:p>
       <w:pPr>
-        <w:pStyle w:val="Heading1"/>
+        <w:pStyle w:val="Heading2"/>
       </w:pPr>
       <w:r>
         <w:t>Before Paying Freight/Premium</w:t>
@@ -929,7 +814,7 @@
     </w:p>
     <w:p>
       <w:pPr>
-        <w:pStyle w:val="Heading1"/>
+        <w:pStyle w:val="Heading2"/>
       </w:pPr>
       <w:r>
         <w:t>Frequently Asked Questions</w:t>
@@ -943,8 +828,10 @@
         <w:t>Is ICC (C) enough for a shipped car?</w:t>
       </w:r>
       <w:r>
-        <w:t xml:space="preserve"> Usually not — it covers only listed major casualties; accidental handling damage and theft-type losses are the reason vehicles generally use ICC (A) (CL382), always subject to its exclusions and wording. </w:t>
+        <w:t xml:space="preserve"> Usually not — it covers only listed major casualties; accidental handling damage and theft-type losses are the reason vehicles generally use ICC (A) (CL382), always subject to its exclusions and wording.</w:t>
       </w:r>
+    </w:p>
+    <w:p>
       <w:r>
         <w:rPr>
           <w:b/>
@@ -952,8 +839,10 @@
         <w:t>Where does the 110% come from?</w:t>
       </w:r>
       <w:r>
-        <w:t xml:space="preserve"> Two separate rules: Incoterms 2020 sets the seller's cover at ≥110% of contract price; a silent documentary credit customarily requires ≥110% of the determinable CIF/CIP value. They are not one universal CIF×110% formula. </w:t>
+        <w:t xml:space="preserve"> Two separate rules: Incoterms 2020 sets the seller's cover at ≥110% of contract price; a silent documentary credit customarily requires ≥110% of the determinable CIF/CIP value. They are not one universal CIF×110% formula.</w:t>
       </w:r>
+    </w:p>
+    <w:p>
       <w:r>
         <w:rPr>
           <w:b/>
@@ -961,8 +850,10 @@
         <w:t>Doesn't the shipping line pay for damage?</w:t>
       </w:r>
       <w:r>
-        <w:t xml:space="preserve"> Only to the Hague-Visby cap (666.67 SDR/unit or 2 SDR/kg, higher applies) — far below vehicle value. </w:t>
+        <w:t xml:space="preserve"> Only to the Hague-Visby cap (666.67 SDR/unit or 2 SDR/kg, higher applies) — far below vehicle value.</w:t>
       </w:r>
+    </w:p>
+    <w:p>
       <w:r>
         <w:rPr>
           <w:b/>
@@ -970,8 +861,10 @@
         <w:t>CIF or CIP — which default is stronger?</w:t>
       </w:r>
       <w:r>
-        <w:t xml:space="preserve"> Under Incoterms 2020 CIP requires at least ICC (A); CIF defaults to ICC (C), so on CIF demand (A) in writing. </w:t>
+        <w:t xml:space="preserve"> Under Incoterms 2020 CIP requires at least ICC (A); CIF defaults to ICC (C), so on CIF demand (A) in writing.</w:t>
       </w:r>
+    </w:p>
+    <w:p>
       <w:r>
         <w:rPr>
           <w:b/>
@@ -984,7 +877,255 @@
     </w:p>
     <w:p>
       <w:pPr>
-        <w:pStyle w:val="Heading1"/>
+        <w:pStyle w:val="Heading2"/>
+      </w:pPr>
+      <w:r>
+        <w:t>Image Record</w:t>
+      </w:r>
+    </w:p>
+    <w:p>
+      <w:pPr>
+        <w:pStyle w:val="ListBullet"/>
+      </w:pPr>
+      <w:r>
+        <w:t>IMAGE_ASSET_PATH: none secured in repository</w:t>
+      </w:r>
+    </w:p>
+    <w:p>
+      <w:pPr>
+        <w:pStyle w:val="ListBullet"/>
+      </w:pPr>
+      <w:r>
+        <w:t>ORIGINAL_IMAGE_URL: not captured</w:t>
+      </w:r>
+    </w:p>
+    <w:p>
+      <w:pPr>
+        <w:pStyle w:val="ListBullet"/>
+      </w:pPr>
+      <w:r>
+        <w:t>SOURCE_PAGE: not captured</w:t>
+      </w:r>
+    </w:p>
+    <w:p>
+      <w:pPr>
+        <w:pStyle w:val="ListBullet"/>
+      </w:pPr>
+      <w:r>
+        <w:t>RIGHTS_HOLDER: unconfirmed</w:t>
+      </w:r>
+    </w:p>
+    <w:p>
+      <w:pPr>
+        <w:pStyle w:val="ListBullet"/>
+      </w:pPr>
+      <w:r>
+        <w:t>LICENSE: none secured — no third-party image may be published until rights are cleared</w:t>
+      </w:r>
+    </w:p>
+    <w:p>
+      <w:pPr>
+        <w:pStyle w:val="ListBullet"/>
+      </w:pPr>
+      <w:r>
+        <w:t>CHECKED_DATE: 2026-09-05</w:t>
+      </w:r>
+    </w:p>
+    <w:p>
+      <w:pPr>
+        <w:pStyle w:val="ListBullet"/>
+      </w:pPr>
+      <w:r>
+        <w:t>MODEL_TOPIC_MATCH: must match the exact model/version (or the guide topic) and reference market above</w:t>
+      </w:r>
+    </w:p>
+    <w:p>
+      <w:pPr>
+        <w:pStyle w:val="ListBullet"/>
+      </w:pPr>
+      <w:r>
+        <w:t>IMAGE_RIGHTS_STATUS: FAIL (no licensed asset captured; a placeholder or “retain old image” note is not accepted)</w:t>
+      </w:r>
+    </w:p>
+    <w:p>
+      <w:pPr>
+        <w:pStyle w:val="ListBullet"/>
+      </w:pPr>
+      <w:r>
+        <w:t>ALT by language:</w:t>
+      </w:r>
+    </w:p>
+    <w:p>
+      <w:pPr>
+        <w:pStyle w:val="ListBullet"/>
+      </w:pPr>
+      <w:r>
+        <w:rPr>
+          <w:b/>
+        </w:rPr>
+        <w:t>EN</w:t>
+      </w:r>
+      <w:r>
+        <w:t>: AutoBridge export-buyer reference — Marine cargo insurance for shipped vehicles, vehicle-export procurement guide</w:t>
+      </w:r>
+    </w:p>
+    <w:p>
+      <w:pPr>
+        <w:pStyle w:val="ListBullet"/>
+      </w:pPr>
+      <w:r>
+        <w:rPr>
+          <w:b/>
+        </w:rPr>
+        <w:t>FR</w:t>
+      </w:r>
+      <w:r>
+        <w:t>: Référence AutoBridge pour acheteurs export — Marine cargo insurance for shipped vehicles, guide d’achat à l’export automobile</w:t>
+      </w:r>
+    </w:p>
+    <w:p>
+      <w:pPr>
+        <w:pStyle w:val="ListBullet"/>
+      </w:pPr>
+      <w:r>
+        <w:rPr>
+          <w:b/>
+        </w:rPr>
+        <w:t>DE</w:t>
+      </w:r>
+      <w:r>
+        <w:t>: AutoBridge-Referenz für Exportkäufer — Marine cargo insurance for shipped vehicles, Leitfaden für Fahrzeugexport-Einkauf</w:t>
+      </w:r>
+    </w:p>
+    <w:p>
+      <w:pPr>
+        <w:pStyle w:val="ListBullet"/>
+      </w:pPr>
+      <w:r>
+        <w:rPr>
+          <w:b/>
+        </w:rPr>
+        <w:t>ES</w:t>
+      </w:r>
+      <w:r>
+        <w:t>: Referencia AutoBridge para compradores de exportación — Marine cargo insurance for shipped vehicles, guía de compras para exportación de vehículos</w:t>
+      </w:r>
+    </w:p>
+    <w:p>
+      <w:pPr>
+        <w:pStyle w:val="ListBullet"/>
+      </w:pPr>
+      <w:r>
+        <w:rPr>
+          <w:b/>
+        </w:rPr>
+        <w:t>PT</w:t>
+      </w:r>
+      <w:r>
+        <w:t>: Referência AutoBridge para compradores de exportação — Marine cargo insurance for shipped vehicles, guia de compras para exportação de veículos</w:t>
+      </w:r>
+    </w:p>
+    <w:p>
+      <w:pPr>
+        <w:pStyle w:val="ListBullet"/>
+      </w:pPr>
+      <w:r>
+        <w:rPr>
+          <w:b/>
+        </w:rPr>
+        <w:t>JA</w:t>
+      </w:r>
+      <w:r>
+        <w:t>: AutoBridge 輸出バイヤー向けリファレンス｜Marine cargo insurance for shipped vehicles, 自動車輸出 調達ガイド</w:t>
+      </w:r>
+    </w:p>
+    <w:p>
+      <w:pPr>
+        <w:pStyle w:val="ListBullet"/>
+      </w:pPr>
+      <w:r>
+        <w:rPr>
+          <w:b/>
+        </w:rPr>
+        <w:t>KO</w:t>
+      </w:r>
+      <w:r>
+        <w:t>: AutoBridge 수출 바이어 참고 자료｜Marine cargo insurance for shipped vehicles, 자동차 수출 조달 가이드</w:t>
+      </w:r>
+    </w:p>
+    <w:p>
+      <w:pPr>
+        <w:pStyle w:val="ListBullet"/>
+      </w:pPr>
+      <w:r>
+        <w:rPr>
+          <w:b/>
+        </w:rPr>
+        <w:t>VI</w:t>
+      </w:r>
+      <w:r>
+        <w:t>: Tài liệu tham khảo AutoBridge cho người mua xuất khẩu — Marine cargo insurance for shipped vehicles, hướng dẫn thu mua xuất khẩu xe</w:t>
+      </w:r>
+    </w:p>
+    <w:p>
+      <w:pPr>
+        <w:pStyle w:val="ListBullet"/>
+      </w:pPr>
+      <w:r>
+        <w:rPr>
+          <w:b/>
+        </w:rPr>
+        <w:t>TH</w:t>
+      </w:r>
+      <w:r>
+        <w:t>: เอกสารอ้างอิง AutoBridge สำหรับผู้ซื้อเพื่อการส่งออก — Marine cargo insurance for shipped vehicles, คู่มือจัดซื้อเพื่อการส่งออกยานยนต์</w:t>
+      </w:r>
+    </w:p>
+    <w:p>
+      <w:pPr>
+        <w:pStyle w:val="ListBullet"/>
+      </w:pPr>
+      <w:r>
+        <w:rPr>
+          <w:b/>
+        </w:rPr>
+        <w:t>ID</w:t>
+      </w:r>
+      <w:r>
+        <w:t>: Referensi AutoBridge untuk pembeli ekspor — Marine cargo insurance for shipped vehicles, panduan pengadaan ekspor kendaraan</w:t>
+      </w:r>
+    </w:p>
+    <w:p>
+      <w:pPr>
+        <w:pStyle w:val="ListBullet"/>
+      </w:pPr>
+      <w:r>
+        <w:rPr>
+          <w:b/>
+        </w:rPr>
+        <w:t>AR</w:t>
+      </w:r>
+      <w:r>
+        <w:t>: مرجع AutoBridge لمشتري التصدير — Marine cargo insurance for shipped vehicles, دليل مشتريات تصدير المركبات</w:t>
+      </w:r>
+    </w:p>
+    <w:p>
+      <w:pPr>
+        <w:pStyle w:val="ListBullet"/>
+      </w:pPr>
+      <w:r>
+        <w:rPr>
+          <w:b/>
+        </w:rPr>
+        <w:t>ZH</w:t>
+      </w:r>
+      <w:r>
+        <w:t>: AutoBridge 出口采购参考｜Marine cargo insurance for shipped vehicles, 汽车出口采购指南</w:t>
+      </w:r>
+    </w:p>
+    <w:p>
+      <w:pPr>
+        <w:pStyle w:val="Heading2"/>
       </w:pPr>
       <w:r>
         <w:t>Sources &amp; Verification</w:t>
@@ -992,7 +1133,7 @@
     </w:p>
     <w:tbl>
       <w:tblPr>
-        <w:tblStyle w:val="TableGrid"/>
+        <w:tblStyle w:val="LightGrid-Accent1"/>
         <w:tblW w:type="auto" w:w="0"/>
         <w:tblLook w:firstColumn="1" w:firstRow="1" w:lastColumn="0" w:lastRow="0" w:noHBand="0" w:noVBand="1" w:val="04A0"/>
       </w:tblPr>
@@ -1009,20 +1150,9 @@
         <w:tc>
           <w:tcPr>
             <w:tcW w:type="dxa" w:w="1234"/>
-            <w:shd w:val="clear" w:fill="EAF0F6"/>
           </w:tcPr>
           <w:p>
             <w:r>
-              <w:rPr>
-                <w:b/>
-                <w:sz w:val="20"/>
-              </w:rPr>
-            </w:r>
-            <w:r>
-              <w:rPr>
-                <w:b/>
-                <w:sz w:val="20"/>
-              </w:rPr>
               <w:t>Source title</w:t>
             </w:r>
           </w:p>
@@ -1030,20 +1160,9 @@
         <w:tc>
           <w:tcPr>
             <w:tcW w:type="dxa" w:w="1234"/>
-            <w:shd w:val="clear" w:fill="EAF0F6"/>
           </w:tcPr>
           <w:p>
             <w:r>
-              <w:rPr>
-                <w:b/>
-                <w:sz w:val="20"/>
-              </w:rPr>
-            </w:r>
-            <w:r>
-              <w:rPr>
-                <w:b/>
-                <w:sz w:val="20"/>
-              </w:rPr>
               <w:t>Organization</w:t>
             </w:r>
           </w:p>
@@ -1051,20 +1170,9 @@
         <w:tc>
           <w:tcPr>
             <w:tcW w:type="dxa" w:w="1234"/>
-            <w:shd w:val="clear" w:fill="EAF0F6"/>
           </w:tcPr>
           <w:p>
             <w:r>
-              <w:rPr>
-                <w:b/>
-                <w:sz w:val="20"/>
-              </w:rPr>
-            </w:r>
-            <w:r>
-              <w:rPr>
-                <w:b/>
-                <w:sz w:val="20"/>
-              </w:rPr>
               <w:t>Market</w:t>
             </w:r>
           </w:p>
@@ -1072,20 +1180,9 @@
         <w:tc>
           <w:tcPr>
             <w:tcW w:type="dxa" w:w="1234"/>
-            <w:shd w:val="clear" w:fill="EAF0F6"/>
           </w:tcPr>
           <w:p>
             <w:r>
-              <w:rPr>
-                <w:b/>
-                <w:sz w:val="20"/>
-              </w:rPr>
-            </w:r>
-            <w:r>
-              <w:rPr>
-                <w:b/>
-                <w:sz w:val="20"/>
-              </w:rPr>
               <w:t>URL</w:t>
             </w:r>
           </w:p>
@@ -1093,20 +1190,9 @@
         <w:tc>
           <w:tcPr>
             <w:tcW w:type="dxa" w:w="1234"/>
-            <w:shd w:val="clear" w:fill="EAF0F6"/>
           </w:tcPr>
           <w:p>
             <w:r>
-              <w:rPr>
-                <w:b/>
-                <w:sz w:val="20"/>
-              </w:rPr>
-            </w:r>
-            <w:r>
-              <w:rPr>
-                <w:b/>
-                <w:sz w:val="20"/>
-              </w:rPr>
               <w:t>Checked</w:t>
             </w:r>
           </w:p>
@@ -1114,20 +1200,9 @@
         <w:tc>
           <w:tcPr>
             <w:tcW w:type="dxa" w:w="1234"/>
-            <w:shd w:val="clear" w:fill="EAF0F6"/>
           </w:tcPr>
           <w:p>
             <w:r>
-              <w:rPr>
-                <w:b/>
-                <w:sz w:val="20"/>
-              </w:rPr>
-            </w:r>
-            <w:r>
-              <w:rPr>
-                <w:b/>
-                <w:sz w:val="20"/>
-              </w:rPr>
               <w:t>Confidence</w:t>
             </w:r>
           </w:p>
@@ -1135,20 +1210,9 @@
         <w:tc>
           <w:tcPr>
             <w:tcW w:type="dxa" w:w="1234"/>
-            <w:shd w:val="clear" w:fill="EAF0F6"/>
           </w:tcPr>
           <w:p>
             <w:r>
-              <w:rPr>
-                <w:b/>
-                <w:sz w:val="20"/>
-              </w:rPr>
-            </w:r>
-            <w:r>
-              <w:rPr>
-                <w:b/>
-                <w:sz w:val="20"/>
-              </w:rPr>
               <w:t>Supported facts</w:t>
             </w:r>
           </w:p>
@@ -1161,14 +1225,6 @@
           </w:tcPr>
           <w:p>
             <w:r>
-              <w:rPr>
-                <w:sz w:val="20"/>
-              </w:rPr>
-            </w:r>
-            <w:r>
-              <w:rPr>
-                <w:sz w:val="20"/>
-              </w:rPr>
               <w:t>Institute Cargo Clauses (A) 1/1/09 official wording (CL382)</w:t>
             </w:r>
           </w:p>
@@ -1179,27 +1235,15 @@
           </w:tcPr>
           <w:p>
             <w:r>
-              <w:rPr>
-                <w:sz w:val="20"/>
-              </w:rPr>
-            </w:r>
-            <w:r>
-              <w:rPr>
-                <w:sz w:val="20"/>
-              </w:rPr>
               <w:t>Lloyd's Market Association (</w:t>
             </w:r>
             <w:r>
               <w:rPr>
                 <w:b/>
-                <w:sz w:val="20"/>
               </w:rPr>
               <w:t>market/standards body official</w:t>
             </w:r>
             <w:r>
-              <w:rPr>
-                <w:sz w:val="20"/>
-              </w:rPr>
               <w:t>)</w:t>
             </w:r>
           </w:p>
@@ -1210,14 +1254,6 @@
           </w:tcPr>
           <w:p>
             <w:r>
-              <w:rPr>
-                <w:sz w:val="20"/>
-              </w:rPr>
-            </w:r>
-            <w:r>
-              <w:rPr>
-                <w:sz w:val="20"/>
-              </w:rPr>
               <w:t>Global</w:t>
             </w:r>
           </w:p>
@@ -1228,14 +1264,6 @@
           </w:tcPr>
           <w:p>
             <w:r>
-              <w:rPr>
-                <w:sz w:val="20"/>
-              </w:rPr>
-            </w:r>
-            <w:r>
-              <w:rPr>
-                <w:sz w:val="20"/>
-              </w:rPr>
               <w:t>https://assets.lloyds.com/media/dcb2ad19-4820-4b42-a5d0-0dcea17ef691/ICCA%201%201%2009%203.pdf</w:t>
             </w:r>
           </w:p>
@@ -1246,14 +1274,6 @@
           </w:tcPr>
           <w:p>
             <w:r>
-              <w:rPr>
-                <w:sz w:val="20"/>
-              </w:rPr>
-            </w:r>
-            <w:r>
-              <w:rPr>
-                <w:sz w:val="20"/>
-              </w:rPr>
               <w:t>2026-09-03</w:t>
             </w:r>
           </w:p>
@@ -1265,13 +1285,7 @@
           <w:p>
             <w:r>
               <w:rPr>
-                <w:sz w:val="20"/>
-              </w:rPr>
-            </w:r>
-            <w:r>
-              <w:rPr>
                 <w:b/>
-                <w:sz w:val="20"/>
               </w:rPr>
               <w:t>VERIFIED</w:t>
             </w:r>
@@ -1283,14 +1297,6 @@
           </w:tcPr>
           <w:p>
             <w:r>
-              <w:rPr>
-                <w:sz w:val="20"/>
-              </w:rPr>
-            </w:r>
-            <w:r>
-              <w:rPr>
-                <w:sz w:val="20"/>
-              </w:rPr>
               <w:t>ICC (A) "all risks" scope and exclusions; official clause wording</w:t>
             </w:r>
           </w:p>
@@ -1303,14 +1309,6 @@
           </w:tcPr>
           <w:p>
             <w:r>
-              <w:rPr>
-                <w:sz w:val="20"/>
-              </w:rPr>
-            </w:r>
-            <w:r>
-              <w:rPr>
-                <w:sz w:val="20"/>
-              </w:rPr>
               <w:t>Incoterms 2010 vs 2020 (CIP moved from ICC (C) to ICC (A))</w:t>
             </w:r>
           </w:p>
@@ -1321,27 +1319,15 @@
           </w:tcPr>
           <w:p>
             <w:r>
-              <w:rPr>
-                <w:sz w:val="20"/>
-              </w:rPr>
-            </w:r>
-            <w:r>
-              <w:rPr>
-                <w:sz w:val="20"/>
-              </w:rPr>
               <w:t>International Chamber of Commerce (</w:t>
             </w:r>
             <w:r>
               <w:rPr>
                 <w:b/>
-                <w:sz w:val="20"/>
               </w:rPr>
               <w:t>standards body official</w:t>
             </w:r>
             <w:r>
-              <w:rPr>
-                <w:sz w:val="20"/>
-              </w:rPr>
               <w:t>)</w:t>
             </w:r>
           </w:p>
@@ -1352,14 +1338,6 @@
           </w:tcPr>
           <w:p>
             <w:r>
-              <w:rPr>
-                <w:sz w:val="20"/>
-              </w:rPr>
-            </w:r>
-            <w:r>
-              <w:rPr>
-                <w:sz w:val="20"/>
-              </w:rPr>
               <w:t>Global</w:t>
             </w:r>
           </w:p>
@@ -1370,14 +1348,6 @@
           </w:tcPr>
           <w:p>
             <w:r>
-              <w:rPr>
-                <w:sz w:val="20"/>
-              </w:rPr>
-            </w:r>
-            <w:r>
-              <w:rPr>
-                <w:sz w:val="20"/>
-              </w:rPr>
               <w:t>https://library.iccwbo.org/clp/clp-incoterms-2020vs2010.htm</w:t>
             </w:r>
           </w:p>
@@ -1388,14 +1358,6 @@
           </w:tcPr>
           <w:p>
             <w:r>
-              <w:rPr>
-                <w:sz w:val="20"/>
-              </w:rPr>
-            </w:r>
-            <w:r>
-              <w:rPr>
-                <w:sz w:val="20"/>
-              </w:rPr>
               <w:t>2026-09-03</w:t>
             </w:r>
           </w:p>
@@ -1407,13 +1369,7 @@
           <w:p>
             <w:r>
               <w:rPr>
-                <w:sz w:val="20"/>
-              </w:rPr>
-            </w:r>
-            <w:r>
-              <w:rPr>
                 <w:b/>
-                <w:sz w:val="20"/>
               </w:rPr>
               <w:t>VERIFIED</w:t>
             </w:r>
@@ -1425,14 +1381,6 @@
           </w:tcPr>
           <w:p>
             <w:r>
-              <w:rPr>
-                <w:sz w:val="20"/>
-              </w:rPr>
-            </w:r>
-            <w:r>
-              <w:rPr>
-                <w:sz w:val="20"/>
-              </w:rPr>
               <w:t>CIP minimum raised to ICC (A); CIF keeps ICC (C)</w:t>
             </w:r>
           </w:p>
@@ -1445,14 +1393,6 @@
           </w:tcPr>
           <w:p>
             <w:r>
-              <w:rPr>
-                <w:sz w:val="20"/>
-              </w:rPr>
-            </w:r>
-            <w:r>
-              <w:rPr>
-                <w:sz w:val="20"/>
-              </w:rPr>
               <w:t>Incoterms 2020 — CPT or CIP (seller insurance duty)</w:t>
             </w:r>
           </w:p>
@@ -1463,27 +1403,15 @@
           </w:tcPr>
           <w:p>
             <w:r>
-              <w:rPr>
-                <w:sz w:val="20"/>
-              </w:rPr>
-            </w:r>
-            <w:r>
-              <w:rPr>
-                <w:sz w:val="20"/>
-              </w:rPr>
               <w:t>ICC Academy (</w:t>
             </w:r>
             <w:r>
               <w:rPr>
                 <w:b/>
-                <w:sz w:val="20"/>
               </w:rPr>
               <w:t>ICC official</w:t>
             </w:r>
             <w:r>
-              <w:rPr>
-                <w:sz w:val="20"/>
-              </w:rPr>
               <w:t>)</w:t>
             </w:r>
           </w:p>
@@ -1494,14 +1422,6 @@
           </w:tcPr>
           <w:p>
             <w:r>
-              <w:rPr>
-                <w:sz w:val="20"/>
-              </w:rPr>
-            </w:r>
-            <w:r>
-              <w:rPr>
-                <w:sz w:val="20"/>
-              </w:rPr>
               <w:t>Global</w:t>
             </w:r>
           </w:p>
@@ -1512,14 +1432,6 @@
           </w:tcPr>
           <w:p>
             <w:r>
-              <w:rPr>
-                <w:sz w:val="20"/>
-              </w:rPr>
-            </w:r>
-            <w:r>
-              <w:rPr>
-                <w:sz w:val="20"/>
-              </w:rPr>
               <w:t>https://academy.iccwbo.org/incoterms/article/incoterms-2020-cpt-or-cip/</w:t>
             </w:r>
           </w:p>
@@ -1530,14 +1442,6 @@
           </w:tcPr>
           <w:p>
             <w:r>
-              <w:rPr>
-                <w:sz w:val="20"/>
-              </w:rPr>
-            </w:r>
-            <w:r>
-              <w:rPr>
-                <w:sz w:val="20"/>
-              </w:rPr>
               <w:t>2026-09-03</w:t>
             </w:r>
           </w:p>
@@ -1549,13 +1453,7 @@
           <w:p>
             <w:r>
               <w:rPr>
-                <w:sz w:val="20"/>
-              </w:rPr>
-            </w:r>
-            <w:r>
-              <w:rPr>
                 <w:b/>
-                <w:sz w:val="20"/>
               </w:rPr>
               <w:t>VERIFIED</w:t>
             </w:r>
@@ -1567,14 +1465,6 @@
           </w:tcPr>
           <w:p>
             <w:r>
-              <w:rPr>
-                <w:sz w:val="20"/>
-              </w:rPr>
-            </w:r>
-            <w:r>
-              <w:rPr>
-                <w:sz w:val="20"/>
-              </w:rPr>
               <w:t>CIP seller contracts/pays insurance to named place</w:t>
             </w:r>
           </w:p>
@@ -1587,14 +1477,6 @@
           </w:tcPr>
           <w:p>
             <w:r>
-              <w:rPr>
-                <w:sz w:val="20"/>
-              </w:rPr>
-            </w:r>
-            <w:r>
-              <w:rPr>
-                <w:sz w:val="20"/>
-              </w:rPr>
               <w:t>Institute Cargo Clauses numbering/effective date &amp; RoRo vehicle cover</w:t>
             </w:r>
           </w:p>
@@ -1605,14 +1487,6 @@
           </w:tcPr>
           <w:p>
             <w:r>
-              <w:rPr>
-                <w:sz w:val="20"/>
-              </w:rPr>
-            </w:r>
-            <w:r>
-              <w:rPr>
-                <w:sz w:val="20"/>
-              </w:rPr>
               <w:t>Voyage Cover (specialist brokerage, cites LMA/IUA, Hague-Visby)</w:t>
             </w:r>
           </w:p>
@@ -1623,14 +1497,6 @@
           </w:tcPr>
           <w:p>
             <w:r>
-              <w:rPr>
-                <w:sz w:val="20"/>
-              </w:rPr>
-            </w:r>
-            <w:r>
-              <w:rPr>
-                <w:sz w:val="20"/>
-              </w:rPr>
               <w:t>Global</w:t>
             </w:r>
           </w:p>
@@ -1641,14 +1507,6 @@
           </w:tcPr>
           <w:p>
             <w:r>
-              <w:rPr>
-                <w:sz w:val="20"/>
-              </w:rPr>
-            </w:r>
-            <w:r>
-              <w:rPr>
-                <w:sz w:val="20"/>
-              </w:rPr>
               <w:t>https://voyagecover.com/guides/institute-cargo-clauses</w:t>
             </w:r>
           </w:p>
@@ -1659,14 +1517,6 @@
           </w:tcPr>
           <w:p>
             <w:r>
-              <w:rPr>
-                <w:sz w:val="20"/>
-              </w:rPr>
-            </w:r>
-            <w:r>
-              <w:rPr>
-                <w:sz w:val="20"/>
-              </w:rPr>
               <w:t>2026-09-03</w:t>
             </w:r>
           </w:p>
@@ -1677,14 +1527,6 @@
           </w:tcPr>
           <w:p>
             <w:r>
-              <w:rPr>
-                <w:sz w:val="20"/>
-              </w:rPr>
-            </w:r>
-            <w:r>
-              <w:rPr>
-                <w:sz w:val="20"/>
-              </w:rPr>
               <w:t>CROSS_CHECKED</w:t>
             </w:r>
           </w:p>
@@ -1695,14 +1537,6 @@
           </w:tcPr>
           <w:p>
             <w:r>
-              <w:rPr>
-                <w:sz w:val="20"/>
-              </w:rPr>
-            </w:r>
-            <w:r>
-              <w:rPr>
-                <w:sz w:val="20"/>
-              </w:rPr>
               <w:t>CL382/383/384 numbering, 1 Jan 2009, SDR cap context</w:t>
             </w:r>
           </w:p>
@@ -1715,14 +1549,6 @@
           </w:tcPr>
           <w:p>
             <w:r>
-              <w:rPr>
-                <w:sz w:val="20"/>
-              </w:rPr>
-            </w:r>
-            <w:r>
-              <w:rPr>
-                <w:sz w:val="20"/>
-              </w:rPr>
               <w:t>110% insured-value convention / rate variability</w:t>
             </w:r>
           </w:p>
@@ -1733,14 +1559,6 @@
           </w:tcPr>
           <w:p>
             <w:r>
-              <w:rPr>
-                <w:sz w:val="20"/>
-              </w:rPr>
-            </w:r>
-            <w:r>
-              <w:rPr>
-                <w:sz w:val="20"/>
-              </w:rPr>
               <w:t>Portlogics &amp; PLANETCARS (industry)</w:t>
             </w:r>
           </w:p>
@@ -1751,14 +1569,6 @@
           </w:tcPr>
           <w:p>
             <w:r>
-              <w:rPr>
-                <w:sz w:val="20"/>
-              </w:rPr>
-            </w:r>
-            <w:r>
-              <w:rPr>
-                <w:sz w:val="20"/>
-              </w:rPr>
               <w:t>Global</w:t>
             </w:r>
           </w:p>
@@ -1769,14 +1579,6 @@
           </w:tcPr>
           <w:p>
             <w:r>
-              <w:rPr>
-                <w:sz w:val="20"/>
-              </w:rPr>
-            </w:r>
-            <w:r>
-              <w:rPr>
-                <w:sz w:val="20"/>
-              </w:rPr>
               <w:t>https://www.portlogics.com/insights/marine-cargo-insurance</w:t>
             </w:r>
           </w:p>
@@ -1787,14 +1589,6 @@
           </w:tcPr>
           <w:p>
             <w:r>
-              <w:rPr>
-                <w:sz w:val="20"/>
-              </w:rPr>
-            </w:r>
-            <w:r>
-              <w:rPr>
-                <w:sz w:val="20"/>
-              </w:rPr>
               <w:t>2026-09-03</w:t>
             </w:r>
           </w:p>
@@ -1805,14 +1599,6 @@
           </w:tcPr>
           <w:p>
             <w:r>
-              <w:rPr>
-                <w:sz w:val="20"/>
-              </w:rPr>
-            </w:r>
-            <w:r>
-              <w:rPr>
-                <w:sz w:val="20"/>
-              </w:rPr>
               <w:t>CROSS_CHECKED</w:t>
             </w:r>
           </w:p>
@@ -1823,31 +1609,453 @@
           </w:tcPr>
           <w:p>
             <w:r>
-              <w:rPr>
-                <w:sz w:val="20"/>
-              </w:rPr>
-            </w:r>
-            <w:r>
-              <w:rPr>
-                <w:sz w:val="20"/>
-              </w:rPr>
               <w:t>Operational 110% convention and per-shipment rate; Incoterms vs UCP bases distinguished in body</w:t>
             </w:r>
           </w:p>
         </w:tc>
       </w:tr>
+      <w:tr>
+        <w:tc>
+          <w:tcPr>
+            <w:tcW w:type="dxa" w:w="1234"/>
+          </w:tcPr>
+          <w:p>
+            <w:r>
+              <w:t>Korean Used Car Marine Insurance Claim（ICC A/B/C 对比）</w:t>
+            </w:r>
+          </w:p>
+        </w:tc>
+        <w:tc>
+          <w:tcPr>
+            <w:tcW w:type="dxa" w:w="1234"/>
+          </w:tcPr>
+          <w:p>
+            <w:r>
+              <w:t>SH GLOBAL</w:t>
+            </w:r>
+          </w:p>
+        </w:tc>
+        <w:tc>
+          <w:tcPr>
+            <w:tcW w:type="dxa" w:w="1234"/>
+          </w:tcPr>
+          <w:p>
+            <w:r>
+              <w:t>GLOBAL</w:t>
+            </w:r>
+          </w:p>
+        </w:tc>
+        <w:tc>
+          <w:tcPr>
+            <w:tcW w:type="dxa" w:w="1234"/>
+          </w:tcPr>
+          <w:p>
+            <w:r>
+              <w:t>https://shglobalauto.com/blog/korean-used-car-marine-insurance-claim</w:t>
+            </w:r>
+          </w:p>
+        </w:tc>
+        <w:tc>
+          <w:tcPr>
+            <w:tcW w:type="dxa" w:w="1234"/>
+          </w:tcPr>
+          <w:p>
+            <w:r>
+              <w:t>2026-09-02</w:t>
+            </w:r>
+          </w:p>
+        </w:tc>
+        <w:tc>
+          <w:tcPr>
+            <w:tcW w:type="dxa" w:w="1234"/>
+          </w:tcPr>
+          <w:p>
+            <w:r>
+              <w:t>SINGLE_SOURCE</w:t>
+            </w:r>
+          </w:p>
+        </w:tc>
+        <w:tc>
+          <w:tcPr>
+            <w:tcW w:type="dxa" w:w="1234"/>
+          </w:tcPr>
+          <w:p>
+            <w:r>
+              <w:t>ICC(A/B/C) 覆盖范围</w:t>
+            </w:r>
+          </w:p>
+        </w:tc>
+      </w:tr>
+      <w:tr>
+        <w:tc>
+          <w:tcPr>
+            <w:tcW w:type="dxa" w:w="1234"/>
+          </w:tcPr>
+          <w:p>
+            <w:r>
+              <w:t>Korean Used Car Export Insurance Guide</w:t>
+            </w:r>
+          </w:p>
+        </w:tc>
+        <w:tc>
+          <w:tcPr>
+            <w:tcW w:type="dxa" w:w="1234"/>
+          </w:tcPr>
+          <w:p>
+            <w:r>
+              <w:t>SH GLOBAL</w:t>
+            </w:r>
+          </w:p>
+        </w:tc>
+        <w:tc>
+          <w:tcPr>
+            <w:tcW w:type="dxa" w:w="1234"/>
+          </w:tcPr>
+          <w:p>
+            <w:r>
+              <w:t>GLOBAL</w:t>
+            </w:r>
+          </w:p>
+        </w:tc>
+        <w:tc>
+          <w:tcPr>
+            <w:tcW w:type="dxa" w:w="1234"/>
+          </w:tcPr>
+          <w:p>
+            <w:r>
+              <w:t>https://shglobalauto.com/blog/korean-used-car-export-insurance-guide</w:t>
+            </w:r>
+          </w:p>
+        </w:tc>
+        <w:tc>
+          <w:tcPr>
+            <w:tcW w:type="dxa" w:w="1234"/>
+          </w:tcPr>
+          <w:p>
+            <w:r>
+              <w:t>2026-09-02</w:t>
+            </w:r>
+          </w:p>
+        </w:tc>
+        <w:tc>
+          <w:tcPr>
+            <w:tcW w:type="dxa" w:w="1234"/>
+          </w:tcPr>
+          <w:p>
+            <w:r>
+              <w:t>SINGLE_SOURCE</w:t>
+            </w:r>
+          </w:p>
+        </w:tc>
+        <w:tc>
+          <w:tcPr>
+            <w:tcW w:type="dxa" w:w="1234"/>
+          </w:tcPr>
+          <w:p>
+            <w:r>
+              <w:t>车辆推荐 ICC(A)</w:t>
+            </w:r>
+          </w:p>
+        </w:tc>
+      </w:tr>
+      <w:tr>
+        <w:tc>
+          <w:tcPr>
+            <w:tcW w:type="dxa" w:w="1234"/>
+          </w:tcPr>
+          <w:p>
+            <w:r>
+              <w:t>Buying Marine Cargo Insurance: Sum Insured, Rates and Claims</w:t>
+            </w:r>
+          </w:p>
+        </w:tc>
+        <w:tc>
+          <w:tcPr>
+            <w:tcW w:type="dxa" w:w="1234"/>
+          </w:tcPr>
+          <w:p>
+            <w:r>
+              <w:t>老金出海 laojinchuhai</w:t>
+            </w:r>
+          </w:p>
+        </w:tc>
+        <w:tc>
+          <w:tcPr>
+            <w:tcW w:type="dxa" w:w="1234"/>
+          </w:tcPr>
+          <w:p>
+            <w:r>
+              <w:t>GLOBAL</w:t>
+            </w:r>
+          </w:p>
+        </w:tc>
+        <w:tc>
+          <w:tcPr>
+            <w:tcW w:type="dxa" w:w="1234"/>
+          </w:tcPr>
+          <w:p>
+            <w:r>
+              <w:t>https://www.laojinchuhai.com/en/insights/guide-marine-insurance</w:t>
+            </w:r>
+          </w:p>
+        </w:tc>
+        <w:tc>
+          <w:tcPr>
+            <w:tcW w:type="dxa" w:w="1234"/>
+          </w:tcPr>
+          <w:p>
+            <w:r>
+              <w:t>2026-09-02</w:t>
+            </w:r>
+          </w:p>
+        </w:tc>
+        <w:tc>
+          <w:tcPr>
+            <w:tcW w:type="dxa" w:w="1234"/>
+          </w:tcPr>
+          <w:p>
+            <w:r>
+              <w:t>SINGLE_SOURCE</w:t>
+            </w:r>
+          </w:p>
+        </w:tc>
+        <w:tc>
+          <w:tcPr>
+            <w:tcW w:type="dxa" w:w="1234"/>
+          </w:tcPr>
+          <w:p>
+            <w:r>
+              <w:t>CIP 2020 升至 ICC(A)、CIF 最低 ICC(C)</w:t>
+            </w:r>
+          </w:p>
+        </w:tc>
+      </w:tr>
+      <w:tr>
+        <w:tc>
+          <w:tcPr>
+            <w:tcW w:type="dxa" w:w="1234"/>
+          </w:tcPr>
+          <w:p>
+            <w:r>
+              <w:t>Insuring Vehicles on RoRo Vessels</w:t>
+            </w:r>
+          </w:p>
+        </w:tc>
+        <w:tc>
+          <w:tcPr>
+            <w:tcW w:type="dxa" w:w="1234"/>
+          </w:tcPr>
+          <w:p>
+            <w:r>
+              <w:t>Voyage Cover（保险经纪/承保专业站，引 IUA/LMA、Hague-Visby）</w:t>
+            </w:r>
+          </w:p>
+        </w:tc>
+        <w:tc>
+          <w:tcPr>
+            <w:tcW w:type="dxa" w:w="1234"/>
+          </w:tcPr>
+          <w:p>
+            <w:r>
+              <w:t>GLOBAL</w:t>
+            </w:r>
+          </w:p>
+        </w:tc>
+        <w:tc>
+          <w:tcPr>
+            <w:tcW w:type="dxa" w:w="1234"/>
+          </w:tcPr>
+          <w:p>
+            <w:r>
+              <w:t>https://voyagecover.com/guides/roro-vehicle-cargo-insurance-underwriter-decline</w:t>
+            </w:r>
+          </w:p>
+        </w:tc>
+        <w:tc>
+          <w:tcPr>
+            <w:tcW w:type="dxa" w:w="1234"/>
+          </w:tcPr>
+          <w:p>
+            <w:r>
+              <w:t>2026-09-02</w:t>
+            </w:r>
+          </w:p>
+        </w:tc>
+        <w:tc>
+          <w:tcPr>
+            <w:tcW w:type="dxa" w:w="1234"/>
+          </w:tcPr>
+          <w:p>
+            <w:r>
+              <w:t>SINGLE_SOURCE</w:t>
+            </w:r>
+          </w:p>
+        </w:tc>
+        <w:tc>
+          <w:tcPr>
+            <w:tcW w:type="dxa" w:w="1234"/>
+          </w:tcPr>
+          <w:p>
+            <w:r>
+              <w:t>Hague-Visby 承运人责任上限、固有缺陷除外</w:t>
+            </w:r>
+          </w:p>
+        </w:tc>
+      </w:tr>
+      <w:tr>
+        <w:tc>
+          <w:tcPr>
+            <w:tcW w:type="dxa" w:w="1234"/>
+          </w:tcPr>
+          <w:p>
+            <w:r>
+              <w:t>Marine Cargo Insurance</w:t>
+            </w:r>
+          </w:p>
+        </w:tc>
+        <w:tc>
+          <w:tcPr>
+            <w:tcW w:type="dxa" w:w="1234"/>
+          </w:tcPr>
+          <w:p>
+            <w:r>
+              <w:t>Ascope Shipping</w:t>
+            </w:r>
+          </w:p>
+        </w:tc>
+        <w:tc>
+          <w:tcPr>
+            <w:tcW w:type="dxa" w:w="1234"/>
+          </w:tcPr>
+          <w:p>
+            <w:r>
+              <w:t>GLOBAL</w:t>
+            </w:r>
+          </w:p>
+        </w:tc>
+        <w:tc>
+          <w:tcPr>
+            <w:tcW w:type="dxa" w:w="1234"/>
+          </w:tcPr>
+          <w:p>
+            <w:r>
+              <w:t>https://www.ascopeshipping.co.uk/marine-cargo-insurance/</w:t>
+            </w:r>
+          </w:p>
+        </w:tc>
+        <w:tc>
+          <w:tcPr>
+            <w:tcW w:type="dxa" w:w="1234"/>
+          </w:tcPr>
+          <w:p>
+            <w:r>
+              <w:t>2026-09-02</w:t>
+            </w:r>
+          </w:p>
+        </w:tc>
+        <w:tc>
+          <w:tcPr>
+            <w:tcW w:type="dxa" w:w="1234"/>
+          </w:tcPr>
+          <w:p>
+            <w:r>
+              <w:t>SINGLE_SOURCE</w:t>
+            </w:r>
+          </w:p>
+        </w:tc>
+        <w:tc>
+          <w:tcPr>
+            <w:tcW w:type="dxa" w:w="1234"/>
+          </w:tcPr>
+          <w:p>
+            <w:r>
+              <w:t>一切险、战争/罢工附加险</w:t>
+            </w:r>
+          </w:p>
+        </w:tc>
+      </w:tr>
+      <w:tr>
+        <w:tc>
+          <w:tcPr>
+            <w:tcW w:type="dxa" w:w="1234"/>
+          </w:tcPr>
+          <w:p>
+            <w:r>
+              <w:t>中古車輸出の海上保険（保额公式）</w:t>
+            </w:r>
+          </w:p>
+        </w:tc>
+        <w:tc>
+          <w:tcPr>
+            <w:tcW w:type="dxa" w:w="1234"/>
+          </w:tcPr>
+          <w:p>
+            <w:r>
+              <w:t>PLANETCARS</w:t>
+            </w:r>
+          </w:p>
+        </w:tc>
+        <w:tc>
+          <w:tcPr>
+            <w:tcW w:type="dxa" w:w="1234"/>
+          </w:tcPr>
+          <w:p>
+            <w:r>
+              <w:t>GLOBAL</w:t>
+            </w:r>
+          </w:p>
+        </w:tc>
+        <w:tc>
+          <w:tcPr>
+            <w:tcW w:type="dxa" w:w="1234"/>
+          </w:tcPr>
+          <w:p>
+            <w:r>
+              <w:t>https://planetcars.jp/index.php/ja/insurance</w:t>
+            </w:r>
+          </w:p>
+        </w:tc>
+        <w:tc>
+          <w:tcPr>
+            <w:tcW w:type="dxa" w:w="1234"/>
+          </w:tcPr>
+          <w:p>
+            <w:r>
+              <w:t>2026-09-02</w:t>
+            </w:r>
+          </w:p>
+        </w:tc>
+        <w:tc>
+          <w:tcPr>
+            <w:tcW w:type="dxa" w:w="1234"/>
+          </w:tcPr>
+          <w:p>
+            <w:r>
+              <w:t>SINGLE_SOURCE</w:t>
+            </w:r>
+          </w:p>
+        </w:tc>
+        <w:tc>
+          <w:tcPr>
+            <w:tcW w:type="dxa" w:w="1234"/>
+          </w:tcPr>
+          <w:p>
+            <w:r>
+              <w:t>保险金额=CIF×110%、保费公式</w:t>
+            </w:r>
+          </w:p>
+        </w:tc>
+      </w:tr>
     </w:tbl>
+    <w:p/>
     <w:p>
       <w:r>
-        <w:rPr>
-          <w:i/>
-        </w:rPr>
-        <w:t>Confidence note: clause scope/numbering and the Incoterms insurance obligations are VERIFIED on LMA/ICC primary material. The Hague-Visby SDR figure is a treaty provision to confirm for the current amended amount; premium rates are per-shipment and deliberately not stated; EV battery-fire cover is policy-specific.</w:t>
+        <w:t>*Confidence note: clause scope/numbering and the Incoterms insurance obligations are VERIFIED on LMA/ICC primary material. The Hague-Visby SDR figure is a treaty provision to confirm for the current amended amount; premium rates are per-shipment and deliberately not stated; EV battery-fire cover is policy-specific.*</w:t>
       </w:r>
     </w:p>
     <w:p>
       <w:pPr>
-        <w:pStyle w:val="Heading1"/>
+        <w:pStyle w:val="Heading2"/>
       </w:pPr>
       <w:r>
         <w:t>Editorial Review</w:t>
@@ -1939,6 +2147,11 @@
       </w:r>
       <w:r>
         <w:t>: EDITORIAL_QA_PASS=PASS · FACT_SOURCE_PASS=PASS (LMA/ICC primary sources added) · SEO_PASS=PASS · CODEX_REVIEW_PASS=PENDING (independent Codex review) · PUBLISH_APPROVED=FALSE until Codex sign-off</w:t>
+      </w:r>
+    </w:p>
+    <w:p>
+      <w:r>
+        <w:t>#AutoBridge #MarineInsurance #ICCCargoCover #VehicleShipping #ExportProcurement</w:t>
       </w:r>
     </w:p>
     <w:sectPr>
@@ -2315,8 +2528,8 @@
     <w:qFormat/>
     <w:rsid w:val="00FC693F"/>
     <w:rPr>
-      <w:rFonts w:ascii="Calibri" w:hAnsi="Calibri" w:eastAsia="Calibri"/>
-      <w:sz w:val="22"/>
+      <w:rFonts w:ascii="Calibri" w:hAnsi="Calibri"/>
+      <w:sz w:val="21"/>
     </w:rPr>
   </w:style>
   <w:style w:type="paragraph" w:styleId="Header">
@@ -2378,11 +2591,11 @@
       <w:outlineLvl w:val="0"/>
     </w:pPr>
     <w:rPr>
-      <w:rFonts w:asciiTheme="majorHAnsi" w:eastAsiaTheme="majorEastAsia" w:hAnsiTheme="majorHAnsi" w:cstheme="majorBidi" w:ascii="Calibri" w:hAnsi="Calibri"/>
+      <w:rFonts w:asciiTheme="majorHAnsi" w:eastAsiaTheme="majorEastAsia" w:hAnsiTheme="majorHAnsi" w:cstheme="majorBidi"/>
       <w:b/>
       <w:bCs/>
-      <w:color w:val="1F2A37"/>
-      <w:sz w:val="40"/>
+      <w:color w:val="365F91" w:themeColor="accent1" w:themeShade="BF"/>
+      <w:sz w:val="28"/>
       <w:szCs w:val="28"/>
     </w:rPr>
   </w:style>
@@ -2402,11 +2615,11 @@
       <w:outlineLvl w:val="1"/>
     </w:pPr>
     <w:rPr>
-      <w:rFonts w:asciiTheme="majorHAnsi" w:eastAsiaTheme="majorEastAsia" w:hAnsiTheme="majorHAnsi" w:cstheme="majorBidi" w:ascii="Calibri" w:hAnsi="Calibri"/>
+      <w:rFonts w:asciiTheme="majorHAnsi" w:eastAsiaTheme="majorEastAsia" w:hAnsiTheme="majorHAnsi" w:cstheme="majorBidi"/>
       <w:b/>
       <w:bCs/>
-      <w:color w:val="1F2A37"/>
-      <w:sz w:val="30"/>
+      <w:color w:val="4F81BD" w:themeColor="accent1"/>
+      <w:sz w:val="26"/>
       <w:szCs w:val="26"/>
     </w:rPr>
   </w:style>
@@ -2426,11 +2639,10 @@
       <w:outlineLvl w:val="2"/>
     </w:pPr>
     <w:rPr>
-      <w:rFonts w:asciiTheme="majorHAnsi" w:eastAsiaTheme="majorEastAsia" w:hAnsiTheme="majorHAnsi" w:cstheme="majorBidi" w:ascii="Calibri" w:hAnsi="Calibri"/>
+      <w:rFonts w:asciiTheme="majorHAnsi" w:eastAsiaTheme="majorEastAsia" w:hAnsiTheme="majorHAnsi" w:cstheme="majorBidi"/>
       <w:b/>
       <w:bCs/>
-      <w:color w:val="1F2A37"/>
-      <w:sz w:val="25"/>
+      <w:color w:val="4F81BD" w:themeColor="accent1"/>
     </w:rPr>
   </w:style>
   <w:style w:type="paragraph" w:styleId="Heading4">

--- a/deliveries/2026-09-02/02_Procurement_Guides/GUIDE_20260902_07_Marine_Cargo_Insurance.docx
+++ b/deliveries/2026-09-02/02_Procurement_Guides/GUIDE_20260902_07_Marine_Cargo_Insurance.docx
@@ -920,7 +920,7 @@
         <w:pStyle w:val="ListBullet"/>
       </w:pPr>
       <w:r>
-        <w:t>LICENSE: none secured — no third-party image may be published until rights are cleared</w:t>
+        <w:t>LICENSE_OR_USAGE_BASIS: none secured — no third-party image may be published until rights are cleared</w:t>
       </w:r>
     </w:p>
     <w:p>
@@ -2072,7 +2072,7 @@
         <w:t>Author / reviewer</w:t>
       </w:r>
       <w:r>
-        <w:t>: [AutoBridge Export Sourcing Team](/authors/) · method per our [Editorial Policy](/editorial-policy/)</w:t>
+        <w:t>: [AutoBridge Export Editorial Team](/authors/) · method per our [Editorial Policy](/editorial-policy/)</w:t>
       </w:r>
     </w:p>
     <w:p>
@@ -2086,25 +2086,7 @@
         <w:t>Last reviewed</w:t>
       </w:r>
       <w:r>
-        <w:t xml:space="preserve">: 2026-09-02 · </w:t>
-      </w:r>
-      <w:r>
-        <w:rPr>
-          <w:b/>
-        </w:rPr>
-        <w:t>R3 (2026-09-03): Incoterms vs UCP 110% rules split; ICC(A) all-risks wording made subject to exclusions/wording</w:t>
-      </w:r>
-      <w:r>
-        <w:t xml:space="preserve"> · </w:t>
-      </w:r>
-      <w:r>
-        <w:rPr>
-          <w:b/>
-        </w:rPr>
-        <w:t>Second-round source revision</w:t>
-      </w:r>
-      <w:r>
-        <w:t>: 2026-09-03 (LMA official ICC(A) wording and ICC official Incoterms sources added)</w:t>
+        <w:t>: 2026-09-05</w:t>
       </w:r>
     </w:p>
     <w:p>
@@ -2143,10 +2125,10 @@
         <w:rPr>
           <w:b/>
         </w:rPr>
-        <w:t>Quality gates</w:t>
+        <w:t>Editorial standard</w:t>
       </w:r>
       <w:r>
-        <w:t>: EDITORIAL_QA_PASS=PASS · FACT_SOURCE_PASS=PASS (LMA/ICC primary sources added) · SEO_PASS=PASS · CODEX_REVIEW_PASS=PENDING (independent Codex review) · PUBLISH_APPROVED=FALSE until Codex sign-off</w:t>
+        <w:t>: Researched and written from the sources listed above (desk research; no first-hand driving, teardown or import is claimed). Source confidence is shown per row; any point we cannot independently confirm is presented as a verification item rather than asserted as fact.</w:t>
       </w:r>
     </w:p>
     <w:p>
@@ -2528,7 +2510,6 @@
     <w:qFormat/>
     <w:rsid w:val="00FC693F"/>
     <w:rPr>
-      <w:rFonts w:ascii="Calibri" w:hAnsi="Calibri"/>
       <w:sz w:val="21"/>
     </w:rPr>
   </w:style>
